--- a/output/Descriptivos/tabla_consolidada.docx
+++ b/output/Descriptivos/tabla_consolidada.docx
@@ -1,486 +1,1162 @@
 
 <file path=word/document.xml><?xml version="1.0" encoding="utf-8"?>
-<w:document xmlns:wpc="http://schemas.microsoft.com/office/word/2010/wordprocessingCanvas" xmlns:cx="http://schemas.microsoft.com/office/drawing/2014/chartex" xmlns:cx1="http://schemas.microsoft.com/office/drawing/2015/9/8/chartex" xmlns:cx2="http://schemas.microsoft.com/office/drawing/2015/10/21/chartex" xmlns:cx3="http://schemas.microsoft.com/office/drawing/2016/5/9/chartex" xmlns:cx4="http://schemas.microsoft.com/office/drawing/2016/5/10/chartex" xmlns:cx5="http://schemas.microsoft.com/office/drawing/2016/5/11/chartex" xmlns:cx6="http://schemas.microsoft.com/office/drawing/2016/5/12/chartex" xmlns:cx7="http://schemas.microsoft.com/office/drawing/2016/5/13/chartex" xmlns:cx8="http://schemas.microsoft.com/office/drawing/2016/5/14/chartex" xmlns:mc="http://schemas.openxmlformats.org/markup-compatibility/2006" xmlns:aink="http://schemas.microsoft.com/office/drawing/2016/ink" xmlns:am3d="http://schemas.microsoft.com/office/drawing/2017/model3d" xmlns:o="urn:schemas-microsoft-com:office:office" xmlns:r="http://schemas.openxmlformats.org/officeDocument/2006/relationships" xmlns:m="http://schemas.openxmlformats.org/officeDocument/2006/math" xmlns:v="urn:schemas-microsoft-com:vml" xmlns:wp14="http://schemas.microsoft.com/office/word/2010/wordprocessingDrawing" xmlns:wp="http://schemas.openxmlformats.org/drawingml/2006/wordprocessingDrawing" xmlns:w10="urn:schemas-microsoft-com:office:word" xmlns:w="http://schemas.openxmlformats.org/wordprocessingml/2006/main" xmlns:w14="http://schemas.microsoft.com/office/word/2010/wordml" xmlns:w15="http://schemas.microsoft.com/office/word/2012/wordml" xmlns:w16cex="http://schemas.microsoft.com/office/word/2018/wordml/cex" xmlns:w16cid="http://schemas.microsoft.com/office/word/2016/wordml/cid" xmlns:w16="http://schemas.microsoft.com/office/word/2018/wordml" xmlns:w16se="http://schemas.microsoft.com/office/word/2015/wordml/symex" xmlns:wpg="http://schemas.microsoft.com/office/word/2010/wordprocessingGroup" xmlns:wpi="http://schemas.microsoft.com/office/word/2010/wordprocessingInk" xmlns:wne="http://schemas.microsoft.com/office/word/2006/wordml" xmlns:wps="http://schemas.microsoft.com/office/word/2010/wordprocessingShape" mc:Ignorable="w14 w15 w16se w16cid w16 w16cex wp14">
+<w:document xmlns:wpc="http://schemas.microsoft.com/office/word/2010/wordprocessingCanvas" xmlns:cx="http://schemas.microsoft.com/office/drawing/2014/chartex" xmlns:cx1="http://schemas.microsoft.com/office/drawing/2015/9/8/chartex" xmlns:cx2="http://schemas.microsoft.com/office/drawing/2015/10/21/chartex" xmlns:cx3="http://schemas.microsoft.com/office/drawing/2016/5/9/chartex" xmlns:cx4="http://schemas.microsoft.com/office/drawing/2016/5/10/chartex" xmlns:cx5="http://schemas.microsoft.com/office/drawing/2016/5/11/chartex" xmlns:cx6="http://schemas.microsoft.com/office/drawing/2016/5/12/chartex" xmlns:cx7="http://schemas.microsoft.com/office/drawing/2016/5/13/chartex" xmlns:cx8="http://schemas.microsoft.com/office/drawing/2016/5/14/chartex" xmlns:mc="http://schemas.openxmlformats.org/markup-compatibility/2006" xmlns:aink="http://schemas.microsoft.com/office/drawing/2016/ink" xmlns:am3d="http://schemas.microsoft.com/office/drawing/2017/model3d" xmlns:o="urn:schemas-microsoft-com:office:office" xmlns:oel="http://schemas.microsoft.com/office/2019/extlst" xmlns:r="http://schemas.openxmlformats.org/officeDocument/2006/relationships" xmlns:m="http://schemas.openxmlformats.org/officeDocument/2006/math" xmlns:v="urn:schemas-microsoft-com:vml" xmlns:wp14="http://schemas.microsoft.com/office/word/2010/wordprocessingDrawing" xmlns:wp="http://schemas.openxmlformats.org/drawingml/2006/wordprocessingDrawing" xmlns:w10="urn:schemas-microsoft-com:office:word" xmlns:w="http://schemas.openxmlformats.org/wordprocessingml/2006/main" xmlns:w14="http://schemas.microsoft.com/office/word/2010/wordml" xmlns:w15="http://schemas.microsoft.com/office/word/2012/wordml" xmlns:w16cex="http://schemas.microsoft.com/office/word/2018/wordml/cex" xmlns:w16cid="http://schemas.microsoft.com/office/word/2016/wordml/cid" xmlns:w16="http://schemas.microsoft.com/office/word/2018/wordml" xmlns:w16du="http://schemas.microsoft.com/office/word/2023/wordml/word16du" xmlns:w16sdtdh="http://schemas.microsoft.com/office/word/2020/wordml/sdtdatahash" xmlns:w16sdtfl="http://schemas.microsoft.com/office/word/2024/wordml/sdtformatlock" xmlns:w16se="http://schemas.microsoft.com/office/word/2015/wordml/symex" xmlns:wpg="http://schemas.microsoft.com/office/word/2010/wordprocessingGroup" xmlns:wpi="http://schemas.microsoft.com/office/word/2010/wordprocessingInk" xmlns:wne="http://schemas.microsoft.com/office/word/2006/wordml" xmlns:wps="http://schemas.microsoft.com/office/word/2010/wordprocessingShape" mc:Ignorable="w14 w15 w16se w16cid w16 w16cex w16sdtdh w16sdtfl w16du wp14">
   <w:body>
     <w:tbl>
       <w:tblPr>
-        <w:tblLayout w:type="autofit"/>
+        <w:tblW w:w="5000" w:type="pct"/>
         <w:jc w:val="center"/>
-        <w:tblW w:type="pct" w:w="5000"/>
-        <w:tblLook w:firstRow="1" w:lastRow="0" w:firstColumn="0" w:lastColumn="0" w:noHBand="0" w:noVBand="1"/>
+        <w:tblLook w:val="0420" w:firstRow="1" w:lastRow="0" w:firstColumn="0" w:lastColumn="0" w:noHBand="0" w:noVBand="1"/>
       </w:tblPr>
+      <w:tblGrid>
+        <w:gridCol w:w="2165"/>
+        <w:gridCol w:w="1763"/>
+        <w:gridCol w:w="1683"/>
+        <w:gridCol w:w="1683"/>
+        <w:gridCol w:w="1772"/>
+      </w:tblGrid>
       <w:tr>
         <w:trPr>
           <w:tblHeader/>
+          <w:jc w:val="center"/>
         </w:trPr>
         <w:tc>
-          <w:p>
-            <w:pPr>
-              <w:pStyle w:val="Normal"/>
-            </w:pPr>
-            <w:r>
+          <w:tcPr>
+            <w:tcW w:w="0" w:type="auto"/>
+            <w:tcBorders>
+              <w:top w:val="single" w:sz="4" w:space="0" w:color="auto"/>
+              <w:bottom w:val="single" w:sz="4" w:space="0" w:color="auto"/>
+            </w:tcBorders>
+          </w:tcPr>
+          <w:p>
+            <w:pPr>
+              <w:rPr>
+                <w:b/>
+                <w:bCs/>
+                <w:sz w:val="20"/>
+                <w:szCs w:val="20"/>
+              </w:rPr>
+            </w:pPr>
+            <w:r>
+              <w:rPr>
+                <w:b/>
+                <w:bCs/>
+                <w:sz w:val="20"/>
+                <w:szCs w:val="20"/>
+              </w:rPr>
               <w:t>Variable</w:t>
             </w:r>
           </w:p>
         </w:tc>
         <w:tc>
-          <w:p>
-            <w:pPr>
-              <w:pStyle w:val="Normal"/>
-            </w:pPr>
-            <w:r>
+          <w:tcPr>
+            <w:tcW w:w="0" w:type="auto"/>
+            <w:tcBorders>
+              <w:top w:val="single" w:sz="4" w:space="0" w:color="auto"/>
+              <w:bottom w:val="single" w:sz="4" w:space="0" w:color="auto"/>
+            </w:tcBorders>
+          </w:tcPr>
+          <w:p>
+            <w:pPr>
+              <w:rPr>
+                <w:b/>
+                <w:bCs/>
+                <w:sz w:val="20"/>
+                <w:szCs w:val="20"/>
+              </w:rPr>
+            </w:pPr>
+            <w:r>
+              <w:rPr>
+                <w:b/>
+                <w:bCs/>
+                <w:sz w:val="20"/>
+                <w:szCs w:val="20"/>
+              </w:rPr>
               <w:t>CIVED_1999</w:t>
             </w:r>
           </w:p>
         </w:tc>
         <w:tc>
-          <w:p>
-            <w:pPr>
-              <w:pStyle w:val="Normal"/>
-            </w:pPr>
-            <w:r>
+          <w:tcPr>
+            <w:tcW w:w="0" w:type="auto"/>
+            <w:tcBorders>
+              <w:top w:val="single" w:sz="4" w:space="0" w:color="auto"/>
+              <w:bottom w:val="single" w:sz="4" w:space="0" w:color="auto"/>
+            </w:tcBorders>
+          </w:tcPr>
+          <w:p>
+            <w:pPr>
+              <w:rPr>
+                <w:b/>
+                <w:bCs/>
+                <w:sz w:val="20"/>
+                <w:szCs w:val="20"/>
+              </w:rPr>
+            </w:pPr>
+            <w:r>
+              <w:rPr>
+                <w:b/>
+                <w:bCs/>
+                <w:sz w:val="20"/>
+                <w:szCs w:val="20"/>
+              </w:rPr>
               <w:t>ICCS_2009</w:t>
             </w:r>
           </w:p>
         </w:tc>
         <w:tc>
-          <w:p>
-            <w:pPr>
-              <w:pStyle w:val="Normal"/>
-            </w:pPr>
-            <w:r>
+          <w:tcPr>
+            <w:tcW w:w="0" w:type="auto"/>
+            <w:tcBorders>
+              <w:top w:val="single" w:sz="4" w:space="0" w:color="auto"/>
+              <w:bottom w:val="single" w:sz="4" w:space="0" w:color="auto"/>
+            </w:tcBorders>
+          </w:tcPr>
+          <w:p>
+            <w:pPr>
+              <w:rPr>
+                <w:b/>
+                <w:bCs/>
+                <w:sz w:val="20"/>
+                <w:szCs w:val="20"/>
+              </w:rPr>
+            </w:pPr>
+            <w:r>
+              <w:rPr>
+                <w:b/>
+                <w:bCs/>
+                <w:sz w:val="20"/>
+                <w:szCs w:val="20"/>
+              </w:rPr>
               <w:t>ICCS_2016</w:t>
             </w:r>
           </w:p>
         </w:tc>
         <w:tc>
-          <w:p>
-            <w:pPr>
-              <w:pStyle w:val="Normal"/>
-            </w:pPr>
-            <w:r>
+          <w:tcPr>
+            <w:tcW w:w="0" w:type="auto"/>
+            <w:tcBorders>
+              <w:top w:val="single" w:sz="4" w:space="0" w:color="auto"/>
+              <w:bottom w:val="single" w:sz="4" w:space="0" w:color="auto"/>
+            </w:tcBorders>
+          </w:tcPr>
+          <w:p>
+            <w:pPr>
+              <w:rPr>
+                <w:b/>
+                <w:bCs/>
+                <w:sz w:val="20"/>
+                <w:szCs w:val="20"/>
+              </w:rPr>
+            </w:pPr>
+            <w:r>
+              <w:rPr>
+                <w:b/>
+                <w:bCs/>
+                <w:sz w:val="20"/>
+                <w:szCs w:val="20"/>
+              </w:rPr>
               <w:t>PACES_2019</w:t>
             </w:r>
           </w:p>
         </w:tc>
       </w:tr>
       <w:tr>
-        <w:tc>
-          <w:p>
-            <w:pPr>
-              <w:pStyle w:val="Normal"/>
-            </w:pPr>
-            <w:r>
-              <w:t>Expectativa de voto</w:t>
-            </w:r>
-          </w:p>
-        </w:tc>
-        <w:tc>
-          <w:p>
-            <w:pPr>
-              <w:pStyle w:val="Normal"/>
-            </w:pPr>
-            <w:r>
+        <w:trPr>
+          <w:jc w:val="center"/>
+        </w:trPr>
+        <w:tc>
+          <w:tcPr>
+            <w:tcW w:w="0" w:type="auto"/>
+            <w:tcBorders>
+              <w:top w:val="single" w:sz="4" w:space="0" w:color="auto"/>
+            </w:tcBorders>
+          </w:tcPr>
+          <w:p>
+            <w:pPr>
+              <w:rPr>
+                <w:sz w:val="20"/>
+                <w:szCs w:val="20"/>
+              </w:rPr>
+            </w:pPr>
+            <w:proofErr w:type="spellStart"/>
+            <w:r>
+              <w:rPr>
+                <w:sz w:val="20"/>
+                <w:szCs w:val="20"/>
+              </w:rPr>
+              <w:t>Expectativa</w:t>
+            </w:r>
+            <w:proofErr w:type="spellEnd"/>
+            <w:r>
+              <w:rPr>
+                <w:sz w:val="20"/>
+                <w:szCs w:val="20"/>
+              </w:rPr>
+              <w:t xml:space="preserve"> de </w:t>
+            </w:r>
+            <w:proofErr w:type="spellStart"/>
+            <w:r>
+              <w:rPr>
+                <w:sz w:val="20"/>
+                <w:szCs w:val="20"/>
+              </w:rPr>
+              <w:t>voto</w:t>
+            </w:r>
+            <w:proofErr w:type="spellEnd"/>
+          </w:p>
+        </w:tc>
+        <w:tc>
+          <w:tcPr>
+            <w:tcW w:w="0" w:type="auto"/>
+            <w:tcBorders>
+              <w:top w:val="single" w:sz="4" w:space="0" w:color="auto"/>
+            </w:tcBorders>
+          </w:tcPr>
+          <w:p>
+            <w:pPr>
+              <w:rPr>
+                <w:sz w:val="20"/>
+                <w:szCs w:val="20"/>
+              </w:rPr>
+            </w:pPr>
+            <w:r>
+              <w:rPr>
+                <w:sz w:val="20"/>
+                <w:szCs w:val="20"/>
+              </w:rPr>
               <w:t>77.6% (75.8%–79.4%)</w:t>
             </w:r>
           </w:p>
         </w:tc>
         <w:tc>
-          <w:p>
-            <w:pPr>
-              <w:pStyle w:val="Normal"/>
-            </w:pPr>
-            <w:r>
+          <w:tcPr>
+            <w:tcW w:w="0" w:type="auto"/>
+            <w:tcBorders>
+              <w:top w:val="single" w:sz="4" w:space="0" w:color="auto"/>
+            </w:tcBorders>
+          </w:tcPr>
+          <w:p>
+            <w:pPr>
+              <w:rPr>
+                <w:sz w:val="20"/>
+                <w:szCs w:val="20"/>
+              </w:rPr>
+            </w:pPr>
+            <w:r>
+              <w:rPr>
+                <w:sz w:val="20"/>
+                <w:szCs w:val="20"/>
+              </w:rPr>
               <w:t>65.6% (63.3%–67.8%)</w:t>
             </w:r>
           </w:p>
         </w:tc>
         <w:tc>
-          <w:p>
-            <w:pPr>
-              <w:pStyle w:val="Normal"/>
-            </w:pPr>
-            <w:r>
+          <w:tcPr>
+            <w:tcW w:w="0" w:type="auto"/>
+            <w:tcBorders>
+              <w:top w:val="single" w:sz="4" w:space="0" w:color="auto"/>
+            </w:tcBorders>
+          </w:tcPr>
+          <w:p>
+            <w:pPr>
+              <w:rPr>
+                <w:sz w:val="20"/>
+                <w:szCs w:val="20"/>
+              </w:rPr>
+            </w:pPr>
+            <w:r>
+              <w:rPr>
+                <w:sz w:val="20"/>
+                <w:szCs w:val="20"/>
+              </w:rPr>
               <w:t>71.0% (69.1%–72.9%)</w:t>
             </w:r>
           </w:p>
         </w:tc>
         <w:tc>
-          <w:p>
-            <w:pPr>
-              <w:pStyle w:val="Normal"/>
-            </w:pPr>
-            <w:r>
+          <w:tcPr>
+            <w:tcW w:w="0" w:type="auto"/>
+            <w:tcBorders>
+              <w:top w:val="single" w:sz="4" w:space="0" w:color="auto"/>
+            </w:tcBorders>
+          </w:tcPr>
+          <w:p>
+            <w:pPr>
+              <w:rPr>
+                <w:sz w:val="20"/>
+                <w:szCs w:val="20"/>
+              </w:rPr>
+            </w:pPr>
+            <w:r>
+              <w:rPr>
+                <w:sz w:val="20"/>
+                <w:szCs w:val="20"/>
+              </w:rPr>
               <w:t>81.5% (77.8%–84.9%)</w:t>
             </w:r>
           </w:p>
         </w:tc>
       </w:tr>
       <w:tr>
-        <w:tc>
-          <w:p>
-            <w:pPr>
-              <w:pStyle w:val="Normal"/>
-            </w:pPr>
-            <w:r>
-              <w:t>Sexo (hombres)</w:t>
-            </w:r>
-          </w:p>
-        </w:tc>
-        <w:tc>
-          <w:p>
-            <w:pPr>
-              <w:pStyle w:val="Normal"/>
-            </w:pPr>
-            <w:r>
+        <w:trPr>
+          <w:jc w:val="center"/>
+        </w:trPr>
+        <w:tc>
+          <w:tcPr>
+            <w:tcW w:w="0" w:type="auto"/>
+          </w:tcPr>
+          <w:p>
+            <w:pPr>
+              <w:rPr>
+                <w:sz w:val="20"/>
+                <w:szCs w:val="20"/>
+              </w:rPr>
+            </w:pPr>
+            <w:proofErr w:type="spellStart"/>
+            <w:r>
+              <w:rPr>
+                <w:sz w:val="20"/>
+                <w:szCs w:val="20"/>
+              </w:rPr>
+              <w:t>Sexo</w:t>
+            </w:r>
+            <w:proofErr w:type="spellEnd"/>
+            <w:r>
+              <w:rPr>
+                <w:sz w:val="20"/>
+                <w:szCs w:val="20"/>
+              </w:rPr>
+              <w:t xml:space="preserve"> (hombres)</w:t>
+            </w:r>
+          </w:p>
+        </w:tc>
+        <w:tc>
+          <w:tcPr>
+            <w:tcW w:w="0" w:type="auto"/>
+          </w:tcPr>
+          <w:p>
+            <w:pPr>
+              <w:rPr>
+                <w:sz w:val="20"/>
+                <w:szCs w:val="20"/>
+              </w:rPr>
+            </w:pPr>
+            <w:r>
+              <w:rPr>
+                <w:sz w:val="20"/>
+                <w:szCs w:val="20"/>
+              </w:rPr>
               <w:t>53.8% (48.1%–59.5%)</w:t>
             </w:r>
           </w:p>
         </w:tc>
         <w:tc>
-          <w:p>
-            <w:pPr>
-              <w:pStyle w:val="Normal"/>
-            </w:pPr>
-            <w:r>
+          <w:tcPr>
+            <w:tcW w:w="0" w:type="auto"/>
+          </w:tcPr>
+          <w:p>
+            <w:pPr>
+              <w:rPr>
+                <w:sz w:val="20"/>
+                <w:szCs w:val="20"/>
+              </w:rPr>
+            </w:pPr>
+            <w:r>
+              <w:rPr>
+                <w:sz w:val="20"/>
+                <w:szCs w:val="20"/>
+              </w:rPr>
               <w:t>49.2% (46.3%–52.1%)</w:t>
             </w:r>
           </w:p>
         </w:tc>
         <w:tc>
-          <w:p>
-            <w:pPr>
-              <w:pStyle w:val="Normal"/>
-            </w:pPr>
-            <w:r>
+          <w:tcPr>
+            <w:tcW w:w="0" w:type="auto"/>
+          </w:tcPr>
+          <w:p>
+            <w:pPr>
+              <w:rPr>
+                <w:sz w:val="20"/>
+                <w:szCs w:val="20"/>
+              </w:rPr>
+            </w:pPr>
+            <w:r>
+              <w:rPr>
+                <w:sz w:val="20"/>
+                <w:szCs w:val="20"/>
+              </w:rPr>
               <w:t>49.4% (46.8%–51.9%)</w:t>
             </w:r>
           </w:p>
         </w:tc>
         <w:tc>
-          <w:p>
-            <w:pPr>
-              <w:pStyle w:val="Normal"/>
-            </w:pPr>
-            <w:r>
+          <w:tcPr>
+            <w:tcW w:w="0" w:type="auto"/>
+          </w:tcPr>
+          <w:p>
+            <w:pPr>
+              <w:rPr>
+                <w:sz w:val="20"/>
+                <w:szCs w:val="20"/>
+              </w:rPr>
+            </w:pPr>
+            <w:r>
+              <w:rPr>
+                <w:sz w:val="20"/>
+                <w:szCs w:val="20"/>
+              </w:rPr>
               <w:t>48.9% (42.1%–55.8%)</w:t>
             </w:r>
           </w:p>
         </w:tc>
       </w:tr>
       <w:tr>
-        <w:tc>
-          <w:p>
-            <w:pPr>
-              <w:pStyle w:val="Normal"/>
-            </w:pPr>
-            <w:r>
-              <w:t>Libros en el hogar</w:t>
-            </w:r>
-          </w:p>
-        </w:tc>
-        <w:tc>
-          <w:p>
-            <w:pPr>
-              <w:pStyle w:val="Normal"/>
-            </w:pPr>
-            <w:r>
+        <w:trPr>
+          <w:jc w:val="center"/>
+        </w:trPr>
+        <w:tc>
+          <w:tcPr>
+            <w:tcW w:w="0" w:type="auto"/>
+          </w:tcPr>
+          <w:p>
+            <w:pPr>
+              <w:rPr>
+                <w:sz w:val="20"/>
+                <w:szCs w:val="20"/>
+              </w:rPr>
+            </w:pPr>
+            <w:r>
+              <w:rPr>
+                <w:sz w:val="20"/>
+                <w:szCs w:val="20"/>
+              </w:rPr>
+              <w:t xml:space="preserve">Libros </w:t>
+            </w:r>
+            <w:proofErr w:type="spellStart"/>
+            <w:r>
+              <w:rPr>
+                <w:sz w:val="20"/>
+                <w:szCs w:val="20"/>
+              </w:rPr>
+              <w:t>en</w:t>
+            </w:r>
+            <w:proofErr w:type="spellEnd"/>
+            <w:r>
+              <w:rPr>
+                <w:sz w:val="20"/>
+                <w:szCs w:val="20"/>
+              </w:rPr>
+              <w:t xml:space="preserve"> el </w:t>
+            </w:r>
+            <w:proofErr w:type="spellStart"/>
+            <w:r>
+              <w:rPr>
+                <w:sz w:val="20"/>
+                <w:szCs w:val="20"/>
+              </w:rPr>
+              <w:t>hogar</w:t>
+            </w:r>
+            <w:proofErr w:type="spellEnd"/>
+          </w:p>
+        </w:tc>
+        <w:tc>
+          <w:tcPr>
+            <w:tcW w:w="0" w:type="auto"/>
+          </w:tcPr>
+          <w:p>
+            <w:pPr>
+              <w:rPr>
+                <w:sz w:val="20"/>
+                <w:szCs w:val="20"/>
+              </w:rPr>
+            </w:pPr>
+            <w:r>
+              <w:rPr>
+                <w:sz w:val="20"/>
+                <w:szCs w:val="20"/>
+              </w:rPr>
               <w:t>76.7% (73.1%–80.1%)</w:t>
             </w:r>
           </w:p>
         </w:tc>
         <w:tc>
-          <w:p>
-            <w:pPr>
-              <w:pStyle w:val="Normal"/>
-            </w:pPr>
-            <w:r>
+          <w:tcPr>
+            <w:tcW w:w="0" w:type="auto"/>
+          </w:tcPr>
+          <w:p>
+            <w:pPr>
+              <w:rPr>
+                <w:sz w:val="20"/>
+                <w:szCs w:val="20"/>
+              </w:rPr>
+            </w:pPr>
+            <w:r>
+              <w:rPr>
+                <w:sz w:val="20"/>
+                <w:szCs w:val="20"/>
+              </w:rPr>
               <w:t>83.5% (81.2%–85.7%)</w:t>
             </w:r>
           </w:p>
         </w:tc>
         <w:tc>
-          <w:p>
-            <w:pPr>
-              <w:pStyle w:val="Normal"/>
-            </w:pPr>
-            <w:r>
+          <w:tcPr>
+            <w:tcW w:w="0" w:type="auto"/>
+          </w:tcPr>
+          <w:p>
+            <w:pPr>
+              <w:rPr>
+                <w:sz w:val="20"/>
+                <w:szCs w:val="20"/>
+              </w:rPr>
+            </w:pPr>
+            <w:r>
+              <w:rPr>
+                <w:sz w:val="20"/>
+                <w:szCs w:val="20"/>
+              </w:rPr>
               <w:t>76.2% (73.7%–78.5%)</w:t>
             </w:r>
           </w:p>
         </w:tc>
         <w:tc>
-          <w:p>
-            <w:pPr>
-              <w:pStyle w:val="Normal"/>
-            </w:pPr>
-            <w:r>
+          <w:tcPr>
+            <w:tcW w:w="0" w:type="auto"/>
+          </w:tcPr>
+          <w:p>
+            <w:pPr>
+              <w:rPr>
+                <w:sz w:val="20"/>
+                <w:szCs w:val="20"/>
+              </w:rPr>
+            </w:pPr>
+            <w:r>
+              <w:rPr>
+                <w:sz w:val="20"/>
+                <w:szCs w:val="20"/>
+              </w:rPr>
               <w:t>79.4% (74.9%–83.5%)</w:t>
             </w:r>
           </w:p>
         </w:tc>
       </w:tr>
       <w:tr>
-        <w:tc>
-          <w:p>
-            <w:pPr>
-              <w:pStyle w:val="Normal"/>
-            </w:pPr>
-            <w:r>
-              <w:t>Nivel educ. padres</w:t>
-            </w:r>
-          </w:p>
-        </w:tc>
-        <w:tc>
-          <w:p>
-            <w:pPr>
-              <w:pStyle w:val="Normal"/>
-            </w:pPr>
-            <w:r>
+        <w:trPr>
+          <w:jc w:val="center"/>
+        </w:trPr>
+        <w:tc>
+          <w:tcPr>
+            <w:tcW w:w="0" w:type="auto"/>
+          </w:tcPr>
+          <w:p>
+            <w:pPr>
+              <w:rPr>
+                <w:sz w:val="20"/>
+                <w:szCs w:val="20"/>
+              </w:rPr>
+            </w:pPr>
+            <w:r>
+              <w:rPr>
+                <w:sz w:val="20"/>
+                <w:szCs w:val="20"/>
+              </w:rPr>
+              <w:t xml:space="preserve">Nivel </w:t>
+            </w:r>
+            <w:proofErr w:type="gramStart"/>
+            <w:r>
+              <w:rPr>
+                <w:sz w:val="20"/>
+                <w:szCs w:val="20"/>
+              </w:rPr>
+              <w:t>educ</w:t>
+            </w:r>
+            <w:proofErr w:type="gramEnd"/>
+            <w:r>
+              <w:rPr>
+                <w:sz w:val="20"/>
+                <w:szCs w:val="20"/>
+              </w:rPr>
+              <w:t>. padres</w:t>
+            </w:r>
+          </w:p>
+        </w:tc>
+        <w:tc>
+          <w:tcPr>
+            <w:tcW w:w="0" w:type="auto"/>
+          </w:tcPr>
+          <w:p>
+            <w:pPr>
+              <w:rPr>
+                <w:sz w:val="20"/>
+                <w:szCs w:val="20"/>
+              </w:rPr>
+            </w:pPr>
+            <w:r>
+              <w:rPr>
+                <w:sz w:val="20"/>
+                <w:szCs w:val="20"/>
+              </w:rPr>
               <w:t>25.4% (22.1%–29.0%)</w:t>
             </w:r>
           </w:p>
         </w:tc>
         <w:tc>
-          <w:p>
-            <w:pPr>
-              <w:pStyle w:val="Normal"/>
-            </w:pPr>
-            <w:r>
+          <w:tcPr>
+            <w:tcW w:w="0" w:type="auto"/>
+          </w:tcPr>
+          <w:p>
+            <w:pPr>
+              <w:rPr>
+                <w:sz w:val="20"/>
+                <w:szCs w:val="20"/>
+              </w:rPr>
+            </w:pPr>
+            <w:r>
+              <w:rPr>
+                <w:sz w:val="20"/>
+                <w:szCs w:val="20"/>
+              </w:rPr>
               <w:t>32.1% (28.3%–36.0%)</w:t>
             </w:r>
           </w:p>
         </w:tc>
         <w:tc>
-          <w:p>
-            <w:pPr>
-              <w:pStyle w:val="Normal"/>
-            </w:pPr>
-            <w:r>
+          <w:tcPr>
+            <w:tcW w:w="0" w:type="auto"/>
+          </w:tcPr>
+          <w:p>
+            <w:pPr>
+              <w:rPr>
+                <w:sz w:val="20"/>
+                <w:szCs w:val="20"/>
+              </w:rPr>
+            </w:pPr>
+            <w:r>
+              <w:rPr>
+                <w:sz w:val="20"/>
+                <w:szCs w:val="20"/>
+              </w:rPr>
               <w:t>43.0% (39.0%–47.1%)</w:t>
             </w:r>
           </w:p>
         </w:tc>
         <w:tc>
-          <w:p>
-            <w:pPr>
-              <w:pStyle w:val="Normal"/>
-            </w:pPr>
-            <w:r>
+          <w:tcPr>
+            <w:tcW w:w="0" w:type="auto"/>
+          </w:tcPr>
+          <w:p>
+            <w:pPr>
+              <w:rPr>
+                <w:sz w:val="20"/>
+                <w:szCs w:val="20"/>
+              </w:rPr>
+            </w:pPr>
+            <w:r>
+              <w:rPr>
+                <w:sz w:val="20"/>
+                <w:szCs w:val="20"/>
+              </w:rPr>
               <w:t>45.5% (38.3%–52.9%)</w:t>
             </w:r>
           </w:p>
         </w:tc>
       </w:tr>
       <w:tr>
-        <w:tc>
-          <w:p>
-            <w:pPr>
-              <w:pStyle w:val="Normal"/>
-            </w:pPr>
-            <w:r>
-              <w:t>Particip. votaciones</w:t>
-            </w:r>
-          </w:p>
-        </w:tc>
-        <w:tc>
-          <w:p>
-            <w:pPr>
-              <w:pStyle w:val="Normal"/>
-            </w:pPr>
-            <w:r>
+        <w:trPr>
+          <w:jc w:val="center"/>
+        </w:trPr>
+        <w:tc>
+          <w:tcPr>
+            <w:tcW w:w="0" w:type="auto"/>
+          </w:tcPr>
+          <w:p>
+            <w:pPr>
+              <w:rPr>
+                <w:sz w:val="20"/>
+                <w:szCs w:val="20"/>
+              </w:rPr>
+            </w:pPr>
+            <w:proofErr w:type="spellStart"/>
+            <w:r>
+              <w:rPr>
+                <w:sz w:val="20"/>
+                <w:szCs w:val="20"/>
+              </w:rPr>
+              <w:t>Particip</w:t>
+            </w:r>
+            <w:proofErr w:type="spellEnd"/>
+            <w:r>
+              <w:rPr>
+                <w:sz w:val="20"/>
+                <w:szCs w:val="20"/>
+              </w:rPr>
+              <w:t xml:space="preserve">. </w:t>
+            </w:r>
+            <w:proofErr w:type="spellStart"/>
+            <w:r>
+              <w:rPr>
+                <w:sz w:val="20"/>
+                <w:szCs w:val="20"/>
+              </w:rPr>
+              <w:t>votaciones</w:t>
+            </w:r>
+            <w:proofErr w:type="spellEnd"/>
+          </w:p>
+        </w:tc>
+        <w:tc>
+          <w:tcPr>
+            <w:tcW w:w="0" w:type="auto"/>
+          </w:tcPr>
+          <w:p>
+            <w:pPr>
+              <w:rPr>
+                <w:sz w:val="20"/>
+                <w:szCs w:val="20"/>
+              </w:rPr>
+            </w:pPr>
+            <w:r>
+              <w:rPr>
+                <w:sz w:val="20"/>
+                <w:szCs w:val="20"/>
+              </w:rPr>
               <w:t>N/D</w:t>
             </w:r>
           </w:p>
         </w:tc>
         <w:tc>
-          <w:p>
-            <w:pPr>
-              <w:pStyle w:val="Normal"/>
-            </w:pPr>
-            <w:r>
+          <w:tcPr>
+            <w:tcW w:w="0" w:type="auto"/>
+          </w:tcPr>
+          <w:p>
+            <w:pPr>
+              <w:rPr>
+                <w:sz w:val="20"/>
+                <w:szCs w:val="20"/>
+              </w:rPr>
+            </w:pPr>
+            <w:r>
+              <w:rPr>
+                <w:sz w:val="20"/>
+                <w:szCs w:val="20"/>
+              </w:rPr>
               <w:t>71.1% (68.7%–73.4%)</w:t>
             </w:r>
           </w:p>
         </w:tc>
         <w:tc>
-          <w:p>
-            <w:pPr>
-              <w:pStyle w:val="Normal"/>
-            </w:pPr>
-            <w:r>
+          <w:tcPr>
+            <w:tcW w:w="0" w:type="auto"/>
+          </w:tcPr>
+          <w:p>
+            <w:pPr>
+              <w:rPr>
+                <w:sz w:val="20"/>
+                <w:szCs w:val="20"/>
+              </w:rPr>
+            </w:pPr>
+            <w:r>
+              <w:rPr>
+                <w:sz w:val="20"/>
+                <w:szCs w:val="20"/>
+              </w:rPr>
               <w:t>71.5% (69.1%–73.9%)</w:t>
             </w:r>
           </w:p>
         </w:tc>
         <w:tc>
-          <w:p>
-            <w:pPr>
-              <w:pStyle w:val="Normal"/>
-            </w:pPr>
-            <w:r>
+          <w:tcPr>
+            <w:tcW w:w="0" w:type="auto"/>
+          </w:tcPr>
+          <w:p>
+            <w:pPr>
+              <w:rPr>
+                <w:sz w:val="20"/>
+                <w:szCs w:val="20"/>
+              </w:rPr>
+            </w:pPr>
+            <w:r>
+              <w:rPr>
+                <w:sz w:val="20"/>
+                <w:szCs w:val="20"/>
+              </w:rPr>
               <w:t>61.9% (55.0%–68.6%)</w:t>
             </w:r>
           </w:p>
         </w:tc>
       </w:tr>
       <w:tr>
-        <w:tc>
-          <w:p>
-            <w:pPr>
-              <w:pStyle w:val="Normal"/>
-            </w:pPr>
-            <w:r>
-              <w:t>Particip. asambleas</w:t>
-            </w:r>
-          </w:p>
-        </w:tc>
-        <w:tc>
-          <w:p>
-            <w:pPr>
-              <w:pStyle w:val="Normal"/>
-            </w:pPr>
-            <w:r>
+        <w:trPr>
+          <w:jc w:val="center"/>
+        </w:trPr>
+        <w:tc>
+          <w:tcPr>
+            <w:tcW w:w="0" w:type="auto"/>
+          </w:tcPr>
+          <w:p>
+            <w:pPr>
+              <w:rPr>
+                <w:sz w:val="20"/>
+                <w:szCs w:val="20"/>
+              </w:rPr>
+            </w:pPr>
+            <w:proofErr w:type="spellStart"/>
+            <w:r>
+              <w:rPr>
+                <w:sz w:val="20"/>
+                <w:szCs w:val="20"/>
+              </w:rPr>
+              <w:t>Particip</w:t>
+            </w:r>
+            <w:proofErr w:type="spellEnd"/>
+            <w:r>
+              <w:rPr>
+                <w:sz w:val="20"/>
+                <w:szCs w:val="20"/>
+              </w:rPr>
+              <w:t xml:space="preserve">. </w:t>
+            </w:r>
+            <w:proofErr w:type="spellStart"/>
+            <w:r>
+              <w:rPr>
+                <w:sz w:val="20"/>
+                <w:szCs w:val="20"/>
+              </w:rPr>
+              <w:t>asambleas</w:t>
+            </w:r>
+            <w:proofErr w:type="spellEnd"/>
+          </w:p>
+        </w:tc>
+        <w:tc>
+          <w:tcPr>
+            <w:tcW w:w="0" w:type="auto"/>
+          </w:tcPr>
+          <w:p>
+            <w:pPr>
+              <w:rPr>
+                <w:sz w:val="20"/>
+                <w:szCs w:val="20"/>
+              </w:rPr>
+            </w:pPr>
+            <w:r>
+              <w:rPr>
+                <w:sz w:val="20"/>
+                <w:szCs w:val="20"/>
+              </w:rPr>
               <w:t>N/D</w:t>
             </w:r>
           </w:p>
         </w:tc>
         <w:tc>
-          <w:p>
-            <w:pPr>
-              <w:pStyle w:val="Normal"/>
-            </w:pPr>
-            <w:r>
+          <w:tcPr>
+            <w:tcW w:w="0" w:type="auto"/>
+          </w:tcPr>
+          <w:p>
+            <w:pPr>
+              <w:rPr>
+                <w:sz w:val="20"/>
+                <w:szCs w:val="20"/>
+              </w:rPr>
+            </w:pPr>
+            <w:r>
+              <w:rPr>
+                <w:sz w:val="20"/>
+                <w:szCs w:val="20"/>
+              </w:rPr>
               <w:t>17.1% (15.4%–18.8%)</w:t>
             </w:r>
           </w:p>
         </w:tc>
         <w:tc>
-          <w:p>
-            <w:pPr>
-              <w:pStyle w:val="Normal"/>
-            </w:pPr>
-            <w:r>
+          <w:tcPr>
+            <w:tcW w:w="0" w:type="auto"/>
+          </w:tcPr>
+          <w:p>
+            <w:pPr>
+              <w:rPr>
+                <w:sz w:val="20"/>
+                <w:szCs w:val="20"/>
+              </w:rPr>
+            </w:pPr>
+            <w:r>
+              <w:rPr>
+                <w:sz w:val="20"/>
+                <w:szCs w:val="20"/>
+              </w:rPr>
               <w:t>17.3% (15.8%–18.8%)</w:t>
             </w:r>
           </w:p>
         </w:tc>
         <w:tc>
-          <w:p>
-            <w:pPr>
-              <w:pStyle w:val="Normal"/>
-            </w:pPr>
-            <w:r>
+          <w:tcPr>
+            <w:tcW w:w="0" w:type="auto"/>
+          </w:tcPr>
+          <w:p>
+            <w:pPr>
+              <w:rPr>
+                <w:sz w:val="20"/>
+                <w:szCs w:val="20"/>
+              </w:rPr>
+            </w:pPr>
+            <w:r>
+              <w:rPr>
+                <w:sz w:val="20"/>
+                <w:szCs w:val="20"/>
+              </w:rPr>
               <w:t>15.3% (12.6%–18.3%)</w:t>
             </w:r>
           </w:p>
         </w:tc>
       </w:tr>
       <w:tr>
-        <w:tc>
-          <w:p>
-            <w:pPr>
-              <w:pStyle w:val="Normal"/>
-            </w:pPr>
-            <w:r>
-              <w:t>Aprendizaje voto</w:t>
-            </w:r>
-          </w:p>
-        </w:tc>
-        <w:tc>
-          <w:p>
-            <w:pPr>
-              <w:pStyle w:val="Normal"/>
-            </w:pPr>
-            <w:r>
+        <w:trPr>
+          <w:jc w:val="center"/>
+        </w:trPr>
+        <w:tc>
+          <w:tcPr>
+            <w:tcW w:w="0" w:type="auto"/>
+          </w:tcPr>
+          <w:p>
+            <w:pPr>
+              <w:rPr>
+                <w:sz w:val="20"/>
+                <w:szCs w:val="20"/>
+              </w:rPr>
+            </w:pPr>
+            <w:proofErr w:type="spellStart"/>
+            <w:r>
+              <w:rPr>
+                <w:sz w:val="20"/>
+                <w:szCs w:val="20"/>
+              </w:rPr>
+              <w:t>Aprendizaje</w:t>
+            </w:r>
+            <w:proofErr w:type="spellEnd"/>
+            <w:r>
+              <w:rPr>
+                <w:sz w:val="20"/>
+                <w:szCs w:val="20"/>
+              </w:rPr>
+              <w:t xml:space="preserve"> </w:t>
+            </w:r>
+            <w:proofErr w:type="spellStart"/>
+            <w:r>
+              <w:rPr>
+                <w:sz w:val="20"/>
+                <w:szCs w:val="20"/>
+              </w:rPr>
+              <w:t>voto</w:t>
+            </w:r>
+            <w:proofErr w:type="spellEnd"/>
+          </w:p>
+        </w:tc>
+        <w:tc>
+          <w:tcPr>
+            <w:tcW w:w="0" w:type="auto"/>
+          </w:tcPr>
+          <w:p>
+            <w:pPr>
+              <w:rPr>
+                <w:sz w:val="20"/>
+                <w:szCs w:val="20"/>
+              </w:rPr>
+            </w:pPr>
+            <w:r>
+              <w:rPr>
+                <w:sz w:val="20"/>
+                <w:szCs w:val="20"/>
+              </w:rPr>
               <w:t>66.5% (63.8%–69.1%)</w:t>
             </w:r>
           </w:p>
         </w:tc>
         <w:tc>
-          <w:p>
-            <w:pPr>
-              <w:pStyle w:val="Normal"/>
-            </w:pPr>
-            <w:r>
+          <w:tcPr>
+            <w:tcW w:w="0" w:type="auto"/>
+          </w:tcPr>
+          <w:p>
+            <w:pPr>
+              <w:rPr>
+                <w:sz w:val="20"/>
+                <w:szCs w:val="20"/>
+              </w:rPr>
+            </w:pPr>
+            <w:r>
+              <w:rPr>
+                <w:sz w:val="20"/>
+                <w:szCs w:val="20"/>
+              </w:rPr>
               <w:t>N/D</w:t>
             </w:r>
           </w:p>
         </w:tc>
         <w:tc>
-          <w:p>
-            <w:pPr>
-              <w:pStyle w:val="Normal"/>
-            </w:pPr>
-            <w:r>
+          <w:tcPr>
+            <w:tcW w:w="0" w:type="auto"/>
+          </w:tcPr>
+          <w:p>
+            <w:pPr>
+              <w:rPr>
+                <w:sz w:val="20"/>
+                <w:szCs w:val="20"/>
+              </w:rPr>
+            </w:pPr>
+            <w:r>
+              <w:rPr>
+                <w:sz w:val="20"/>
+                <w:szCs w:val="20"/>
+              </w:rPr>
               <w:t>71.5% (69.4%–73.5%)</w:t>
             </w:r>
           </w:p>
         </w:tc>
         <w:tc>
-          <w:p>
-            <w:pPr>
-              <w:pStyle w:val="Normal"/>
-            </w:pPr>
-            <w:r>
+          <w:tcPr>
+            <w:tcW w:w="0" w:type="auto"/>
+          </w:tcPr>
+          <w:p>
+            <w:pPr>
+              <w:rPr>
+                <w:sz w:val="20"/>
+                <w:szCs w:val="20"/>
+              </w:rPr>
+            </w:pPr>
+            <w:r>
+              <w:rPr>
+                <w:sz w:val="20"/>
+                <w:szCs w:val="20"/>
+              </w:rPr>
               <w:t>N/D</w:t>
             </w:r>
           </w:p>
         </w:tc>
       </w:tr>
       <w:tr>
-        <w:tc>
-          <w:p>
-            <w:pPr>
-              <w:pStyle w:val="Normal"/>
-            </w:pPr>
-            <w:r>
+        <w:trPr>
+          <w:jc w:val="center"/>
+        </w:trPr>
+        <w:tc>
+          <w:tcPr>
+            <w:tcW w:w="0" w:type="auto"/>
+            <w:tcBorders>
+              <w:bottom w:val="single" w:sz="4" w:space="0" w:color="auto"/>
+            </w:tcBorders>
+          </w:tcPr>
+          <w:p>
+            <w:pPr>
+              <w:rPr>
+                <w:sz w:val="20"/>
+                <w:szCs w:val="20"/>
+                <w:lang w:val="es-CL"/>
+              </w:rPr>
+            </w:pPr>
+            <w:r>
+              <w:rPr>
+                <w:sz w:val="20"/>
+                <w:szCs w:val="20"/>
+                <w:lang w:val="es-CL"/>
+              </w:rPr>
               <w:t>Clima de aula (índice, individual)</w:t>
             </w:r>
           </w:p>
         </w:tc>
         <w:tc>
-          <w:p>
-            <w:pPr>
-              <w:pStyle w:val="Normal"/>
-            </w:pPr>
-            <w:r>
+          <w:tcPr>
+            <w:tcW w:w="0" w:type="auto"/>
+            <w:tcBorders>
+              <w:bottom w:val="single" w:sz="4" w:space="0" w:color="auto"/>
+            </w:tcBorders>
+          </w:tcPr>
+          <w:p>
+            <w:pPr>
+              <w:rPr>
+                <w:sz w:val="20"/>
+                <w:szCs w:val="20"/>
+              </w:rPr>
+            </w:pPr>
+            <w:r>
+              <w:rPr>
+                <w:sz w:val="20"/>
+                <w:szCs w:val="20"/>
+              </w:rPr>
               <w:t>2.84 (2.80–2.87)</w:t>
             </w:r>
           </w:p>
         </w:tc>
         <w:tc>
-          <w:p>
-            <w:pPr>
-              <w:pStyle w:val="Normal"/>
-            </w:pPr>
-            <w:r>
+          <w:tcPr>
+            <w:tcW w:w="0" w:type="auto"/>
+            <w:tcBorders>
+              <w:bottom w:val="single" w:sz="4" w:space="0" w:color="auto"/>
+            </w:tcBorders>
+          </w:tcPr>
+          <w:p>
+            <w:pPr>
+              <w:rPr>
+                <w:sz w:val="20"/>
+                <w:szCs w:val="20"/>
+              </w:rPr>
+            </w:pPr>
+            <w:r>
+              <w:rPr>
+                <w:sz w:val="20"/>
+                <w:szCs w:val="20"/>
+              </w:rPr>
               <w:t>2.93 (2.90–2.97)</w:t>
             </w:r>
           </w:p>
         </w:tc>
         <w:tc>
-          <w:p>
-            <w:pPr>
-              <w:pStyle w:val="Normal"/>
-            </w:pPr>
-            <w:r>
+          <w:tcPr>
+            <w:tcW w:w="0" w:type="auto"/>
+            <w:tcBorders>
+              <w:bottom w:val="single" w:sz="4" w:space="0" w:color="auto"/>
+            </w:tcBorders>
+          </w:tcPr>
+          <w:p>
+            <w:pPr>
+              <w:rPr>
+                <w:sz w:val="20"/>
+                <w:szCs w:val="20"/>
+              </w:rPr>
+            </w:pPr>
+            <w:r>
+              <w:rPr>
+                <w:sz w:val="20"/>
+                <w:szCs w:val="20"/>
+              </w:rPr>
               <w:t>2.93 (2.89–2.97)</w:t>
             </w:r>
           </w:p>
         </w:tc>
         <w:tc>
-          <w:p>
-            <w:pPr>
-              <w:pStyle w:val="Normal"/>
-            </w:pPr>
-            <w:r>
+          <w:tcPr>
+            <w:tcW w:w="0" w:type="auto"/>
+            <w:tcBorders>
+              <w:bottom w:val="single" w:sz="4" w:space="0" w:color="auto"/>
+            </w:tcBorders>
+          </w:tcPr>
+          <w:p>
+            <w:pPr>
+              <w:rPr>
+                <w:sz w:val="20"/>
+                <w:szCs w:val="20"/>
+              </w:rPr>
+            </w:pPr>
+            <w:r>
+              <w:rPr>
+                <w:sz w:val="20"/>
+                <w:szCs w:val="20"/>
+              </w:rPr>
               <w:t>3.02 (2.92–3.12)</w:t>
             </w:r>
           </w:p>
         </w:tc>
       </w:tr>
     </w:tbl>
+    <w:p/>
     <w:sectPr>
       <w:type w:val="continuous"/>
       <w:pgSz w:w="11900" w:h="16840"/>
@@ -492,32 +1168,8 @@
 </w:document>
 </file>
 
-<file path=word/comments.xml><?xml version="1.0" encoding="utf-8"?>
-<w:comments xmlns:wpc="http://schemas.microsoft.com/office/word/2010/wordprocessingCanvas" xmlns:mo="http://schemas.microsoft.com/office/mac/office/2008/main" xmlns:mc="http://schemas.openxmlformats.org/markup-compatibility/2006" xmlns:mv="urn:schemas-microsoft-com:mac:vml" xmlns:o="urn:schemas-microsoft-com:office:office" xmlns:r="http://schemas.openxmlformats.org/officeDocument/2006/relationships" xmlns:m="http://schemas.openxmlformats.org/officeDocument/2006/math" xmlns:v="urn:schemas-microsoft-com:vml" xmlns:wp14="http://schemas.microsoft.com/office/word/2010/wordprocessingDrawing" xmlns:wp="http://schemas.openxmlformats.org/drawingml/2006/wordprocessingDrawing" xmlns:w10="urn:schemas-microsoft-com:office:word" xmlns:w="http://schemas.openxmlformats.org/wordprocessingml/2006/main" xmlns:w14="http://schemas.microsoft.com/office/word/2010/wordml" xmlns:wpg="http://schemas.microsoft.com/office/word/2010/wordprocessingGroup" xmlns:wpi="http://schemas.microsoft.com/office/word/2010/wordprocessingInk" xmlns:wne="http://schemas.microsoft.com/office/word/2006/wordml" xmlns:wps="http://schemas.microsoft.com/office/word/2010/wordprocessingShape" mc:Ignorable="w14 wp14">
-</w:comments>
-</file>
-
-<file path=word/footnotes.xml><?xml version="1.0" encoding="utf-8"?>
-<w:footnotes xmlns:wpc="http://schemas.microsoft.com/office/word/2010/wordprocessingCanvas" xmlns:mo="http://schemas.microsoft.com/office/mac/office/2008/main" xmlns:mc="http://schemas.openxmlformats.org/markup-compatibility/2006" xmlns:mv="urn:schemas-microsoft-com:mac:vml" xmlns:o="urn:schemas-microsoft-com:office:office" xmlns:r="http://schemas.openxmlformats.org/officeDocument/2006/relationships" xmlns:m="http://schemas.openxmlformats.org/officeDocument/2006/math" xmlns:v="urn:schemas-microsoft-com:vml" xmlns:wp14="http://schemas.microsoft.com/office/word/2010/wordprocessingDrawing" xmlns:wp="http://schemas.openxmlformats.org/drawingml/2006/wordprocessingDrawing" xmlns:w10="urn:schemas-microsoft-com:office:word" xmlns:w="http://schemas.openxmlformats.org/wordprocessingml/2006/main" xmlns:w14="http://schemas.microsoft.com/office/word/2010/wordml" xmlns:wpg="http://schemas.microsoft.com/office/word/2010/wordprocessingGroup" xmlns:wpi="http://schemas.microsoft.com/office/word/2010/wordprocessingInk" xmlns:wne="http://schemas.microsoft.com/office/word/2006/wordml" xmlns:wps="http://schemas.microsoft.com/office/word/2010/wordprocessingShape" mc:Ignorable="w14 wp14">
-  <w:footnote w:type="separator" w:id="-1">
-    <w:p>
-      <w:r>
-        <w:separator/>
-      </w:r>
-    </w:p>
-  </w:footnote>
-  <w:footnote w:type="continuationSeparator" w:id="0">
-    <w:p>
-      <w:r>
-        <w:continuationSeparator/>
-      </w:r>
-    </w:p>
-  </w:footnote>
-</w:footnotes>
-</file>
-
 <file path=word/numbering.xml><?xml version="1.0" encoding="utf-8"?>
-<w:numbering xmlns:wpc="http://schemas.microsoft.com/office/word/2010/wordprocessingCanvas" xmlns:cx="http://schemas.microsoft.com/office/drawing/2014/chartex" xmlns:cx1="http://schemas.microsoft.com/office/drawing/2015/9/8/chartex" xmlns:cx2="http://schemas.microsoft.com/office/drawing/2015/10/21/chartex" xmlns:cx3="http://schemas.microsoft.com/office/drawing/2016/5/9/chartex" xmlns:cx4="http://schemas.microsoft.com/office/drawing/2016/5/10/chartex" xmlns:cx5="http://schemas.microsoft.com/office/drawing/2016/5/11/chartex" xmlns:cx6="http://schemas.microsoft.com/office/drawing/2016/5/12/chartex" xmlns:cx7="http://schemas.microsoft.com/office/drawing/2016/5/13/chartex" xmlns:cx8="http://schemas.microsoft.com/office/drawing/2016/5/14/chartex" xmlns:mc="http://schemas.openxmlformats.org/markup-compatibility/2006" xmlns:aink="http://schemas.microsoft.com/office/drawing/2016/ink" xmlns:am3d="http://schemas.microsoft.com/office/drawing/2017/model3d" xmlns:o="urn:schemas-microsoft-com:office:office" xmlns:r="http://schemas.openxmlformats.org/officeDocument/2006/relationships" xmlns:m="http://schemas.openxmlformats.org/officeDocument/2006/math" xmlns:v="urn:schemas-microsoft-com:vml" xmlns:wp14="http://schemas.microsoft.com/office/word/2010/wordprocessingDrawing" xmlns:wp="http://schemas.openxmlformats.org/drawingml/2006/wordprocessingDrawing" xmlns:w10="urn:schemas-microsoft-com:office:word" xmlns:w="http://schemas.openxmlformats.org/wordprocessingml/2006/main" xmlns:w14="http://schemas.microsoft.com/office/word/2010/wordml" xmlns:w15="http://schemas.microsoft.com/office/word/2012/wordml" xmlns:w16cex="http://schemas.microsoft.com/office/word/2018/wordml/cex" xmlns:w16cid="http://schemas.microsoft.com/office/word/2016/wordml/cid" xmlns:w16="http://schemas.microsoft.com/office/word/2018/wordml" xmlns:w16se="http://schemas.microsoft.com/office/word/2015/wordml/symex" xmlns:wpg="http://schemas.microsoft.com/office/word/2010/wordprocessingGroup" xmlns:wpi="http://schemas.microsoft.com/office/word/2010/wordprocessingInk" xmlns:wne="http://schemas.microsoft.com/office/word/2006/wordml" xmlns:wps="http://schemas.microsoft.com/office/word/2010/wordprocessingShape" mc:Ignorable="w14 w15 w16se w16cid w16 w16cex wp14">
+<w:numbering xmlns:wpc="http://schemas.microsoft.com/office/word/2010/wordprocessingCanvas" xmlns:cx="http://schemas.microsoft.com/office/drawing/2014/chartex" xmlns:cx1="http://schemas.microsoft.com/office/drawing/2015/9/8/chartex" xmlns:cx2="http://schemas.microsoft.com/office/drawing/2015/10/21/chartex" xmlns:cx3="http://schemas.microsoft.com/office/drawing/2016/5/9/chartex" xmlns:cx4="http://schemas.microsoft.com/office/drawing/2016/5/10/chartex" xmlns:cx5="http://schemas.microsoft.com/office/drawing/2016/5/11/chartex" xmlns:cx6="http://schemas.microsoft.com/office/drawing/2016/5/12/chartex" xmlns:cx7="http://schemas.microsoft.com/office/drawing/2016/5/13/chartex" xmlns:cx8="http://schemas.microsoft.com/office/drawing/2016/5/14/chartex" xmlns:mc="http://schemas.openxmlformats.org/markup-compatibility/2006" xmlns:aink="http://schemas.microsoft.com/office/drawing/2016/ink" xmlns:am3d="http://schemas.microsoft.com/office/drawing/2017/model3d" xmlns:o="urn:schemas-microsoft-com:office:office" xmlns:oel="http://schemas.microsoft.com/office/2019/extlst" xmlns:r="http://schemas.openxmlformats.org/officeDocument/2006/relationships" xmlns:m="http://schemas.openxmlformats.org/officeDocument/2006/math" xmlns:v="urn:schemas-microsoft-com:vml" xmlns:wp14="http://schemas.microsoft.com/office/word/2010/wordprocessingDrawing" xmlns:wp="http://schemas.openxmlformats.org/drawingml/2006/wordprocessingDrawing" xmlns:w10="urn:schemas-microsoft-com:office:word" xmlns:w="http://schemas.openxmlformats.org/wordprocessingml/2006/main" xmlns:w14="http://schemas.microsoft.com/office/word/2010/wordml" xmlns:w15="http://schemas.microsoft.com/office/word/2012/wordml" xmlns:w16cex="http://schemas.microsoft.com/office/word/2018/wordml/cex" xmlns:w16cid="http://schemas.microsoft.com/office/word/2016/wordml/cid" xmlns:w16="http://schemas.microsoft.com/office/word/2018/wordml" xmlns:w16du="http://schemas.microsoft.com/office/word/2023/wordml/word16du" xmlns:w16sdtdh="http://schemas.microsoft.com/office/word/2020/wordml/sdtdatahash" xmlns:w16sdtfl="http://schemas.microsoft.com/office/word/2024/wordml/sdtformatlock" xmlns:w16se="http://schemas.microsoft.com/office/word/2015/wordml/symex" xmlns:wpg="http://schemas.microsoft.com/office/word/2010/wordprocessingGroup" xmlns:wpi="http://schemas.microsoft.com/office/word/2010/wordprocessingInk" xmlns:wne="http://schemas.microsoft.com/office/word/2006/wordml" xmlns:wps="http://schemas.microsoft.com/office/word/2010/wordprocessingShape" mc:Ignorable="w14 w15 w16se w16cid w16 w16cex w16sdtdh w16sdtfl w16du wp14">
   <w:abstractNum w:abstractNumId="0" w15:restartNumberingAfterBreak="0">
     <w:nsid w:val="07E925FD"/>
     <w:multiLevelType w:val="multilevel"/>
@@ -525,7 +1177,7 @@
     <w:lvl w:ilvl="0">
       <w:start w:val="1"/>
       <w:numFmt w:val="decimal"/>
-      <w:pStyle w:val="Titre1"/>
+      <w:pStyle w:val="Ttulo1"/>
       <w:lvlText w:val="%1."/>
       <w:lvlJc w:val="left"/>
       <w:pPr>
@@ -535,7 +1187,7 @@
     <w:lvl w:ilvl="1">
       <w:start w:val="1"/>
       <w:numFmt w:val="decimal"/>
-      <w:pStyle w:val="Titre2"/>
+      <w:pStyle w:val="Ttulo2"/>
       <w:lvlText w:val="%1.%2."/>
       <w:lvlJc w:val="left"/>
       <w:pPr>
@@ -545,7 +1197,7 @@
     <w:lvl w:ilvl="2">
       <w:start w:val="1"/>
       <w:numFmt w:val="decimal"/>
-      <w:pStyle w:val="Titre3"/>
+      <w:pStyle w:val="Ttulo3"/>
       <w:lvlText w:val="%1.%2.%3."/>
       <w:lvlJc w:val="left"/>
       <w:pPr>
@@ -779,20 +1431,20 @@
       </w:pPr>
     </w:lvl>
   </w:abstractNum>
-  <w:num w:numId="1">
+  <w:num w:numId="1" w16cid:durableId="1402947012">
     <w:abstractNumId w:val="1"/>
   </w:num>
-  <w:num w:numId="2">
+  <w:num w:numId="2" w16cid:durableId="1359700056">
     <w:abstractNumId w:val="2"/>
   </w:num>
-  <w:num w:numId="3">
+  <w:num w:numId="3" w16cid:durableId="624124098">
     <w:abstractNumId w:val="0"/>
   </w:num>
 </w:numbering>
 </file>
 
 <file path=word/styles.xml><?xml version="1.0" encoding="utf-8"?>
-<w:styles xmlns:mc="http://schemas.openxmlformats.org/markup-compatibility/2006" xmlns:r="http://schemas.openxmlformats.org/officeDocument/2006/relationships" xmlns:w="http://schemas.openxmlformats.org/wordprocessingml/2006/main" xmlns:w14="http://schemas.microsoft.com/office/word/2010/wordml" xmlns:w15="http://schemas.microsoft.com/office/word/2012/wordml" xmlns:w16cex="http://schemas.microsoft.com/office/word/2018/wordml/cex" xmlns:w16cid="http://schemas.microsoft.com/office/word/2016/wordml/cid" xmlns:w16="http://schemas.microsoft.com/office/word/2018/wordml" xmlns:w16se="http://schemas.microsoft.com/office/word/2015/wordml/symex" mc:Ignorable="w14 w15 w16se w16cid w16 w16cex">
+<w:styles xmlns:mc="http://schemas.openxmlformats.org/markup-compatibility/2006" xmlns:r="http://schemas.openxmlformats.org/officeDocument/2006/relationships" xmlns:w="http://schemas.openxmlformats.org/wordprocessingml/2006/main" xmlns:w14="http://schemas.microsoft.com/office/word/2010/wordml" xmlns:w15="http://schemas.microsoft.com/office/word/2012/wordml" xmlns:w16cex="http://schemas.microsoft.com/office/word/2018/wordml/cex" xmlns:w16cid="http://schemas.microsoft.com/office/word/2016/wordml/cid" xmlns:w16="http://schemas.microsoft.com/office/word/2018/wordml" xmlns:w16du="http://schemas.microsoft.com/office/word/2023/wordml/word16du" xmlns:w16sdtdh="http://schemas.microsoft.com/office/word/2020/wordml/sdtdatahash" xmlns:w16sdtfl="http://schemas.microsoft.com/office/word/2024/wordml/sdtformatlock" xmlns:w16se="http://schemas.microsoft.com/office/word/2015/wordml/symex" mc:Ignorable="w14 w15 w16se w16cid w16 w16cex w16sdtdh w16sdtfl w16du">
   <w:docDefaults>
     <w:rPrDefault>
       <w:rPr>
@@ -1177,11 +1829,11 @@
     <w:name w:val="Normal"/>
     <w:qFormat/>
   </w:style>
-  <w:style w:type="paragraph" w:styleId="Titre1">
+  <w:style w:type="paragraph" w:styleId="Ttulo1">
     <w:name w:val="heading 1"/>
     <w:basedOn w:val="Normal"/>
     <w:next w:val="Normal"/>
-    <w:link w:val="Titre1Car"/>
+    <w:link w:val="Ttulo1Car"/>
     <w:uiPriority w:val="9"/>
     <w:qFormat/>
     <w:rsid w:val="00362E65"/>
@@ -1205,11 +1857,11 @@
       <w:szCs w:val="32"/>
     </w:rPr>
   </w:style>
-  <w:style w:type="paragraph" w:styleId="Titre2">
+  <w:style w:type="paragraph" w:styleId="Ttulo2">
     <w:name w:val="heading 2"/>
     <w:basedOn w:val="Normal"/>
     <w:next w:val="Normal"/>
-    <w:link w:val="Titre2Car"/>
+    <w:link w:val="Ttulo2Car"/>
     <w:uiPriority w:val="9"/>
     <w:semiHidden/>
     <w:unhideWhenUsed/>
@@ -1233,11 +1885,11 @@
       <w:szCs w:val="26"/>
     </w:rPr>
   </w:style>
-  <w:style w:type="paragraph" w:styleId="Titre3">
+  <w:style w:type="paragraph" w:styleId="Ttulo3">
     <w:name w:val="heading 3"/>
     <w:basedOn w:val="Normal"/>
     <w:next w:val="Normal"/>
-    <w:link w:val="Titre3Car"/>
+    <w:link w:val="Ttulo3Car"/>
     <w:uiPriority w:val="9"/>
     <w:semiHidden/>
     <w:unhideWhenUsed/>
@@ -1259,13 +1911,13 @@
       <w:bCs/>
     </w:rPr>
   </w:style>
-  <w:style w:type="character" w:default="1" w:styleId="Policepardfaut">
+  <w:style w:type="character" w:default="1" w:styleId="Fuentedeprrafopredeter">
     <w:name w:val="Default Paragraph Font"/>
     <w:uiPriority w:val="1"/>
     <w:semiHidden/>
     <w:unhideWhenUsed/>
   </w:style>
-  <w:style w:type="table" w:default="1" w:styleId="TableauNormal">
+  <w:style w:type="table" w:default="1" w:styleId="Tablanormal">
     <w:name w:val="Normal Table"/>
     <w:uiPriority w:val="99"/>
     <w:semiHidden/>
@@ -1280,15 +1932,15 @@
       </w:tblCellMar>
     </w:tblPr>
   </w:style>
-  <w:style w:type="numbering" w:default="1" w:styleId="Aucuneliste">
+  <w:style w:type="numbering" w:default="1" w:styleId="Sinlista">
     <w:name w:val="No List"/>
     <w:uiPriority w:val="99"/>
     <w:semiHidden/>
     <w:unhideWhenUsed/>
   </w:style>
-  <w:style w:type="character" w:customStyle="1" w:styleId="strong">
-    <w:name w:val="strong"/>
-    <w:basedOn w:val="Policepardfaut"/>
+  <w:style w:type="character" w:customStyle="1" w:styleId="Fuerte1">
+    <w:name w:val="Fuerte1"/>
+    <w:basedOn w:val="Fuentedeprrafopredeter"/>
     <w:uiPriority w:val="1"/>
     <w:qFormat/>
     <w:rsid w:val="007B3E96"/>
@@ -1307,7 +1959,7 @@
   </w:style>
   <w:style w:type="table" w:customStyle="1" w:styleId="tabletemplate">
     <w:name w:val="table_template"/>
-    <w:basedOn w:val="TableauNormal"/>
+    <w:basedOn w:val="Tablanormal"/>
     <w:uiPriority w:val="59"/>
     <w:rsid w:val="00F12158"/>
     <w:pPr>
@@ -1343,9 +1995,9 @@
       </w:tcPr>
     </w:tblStylePr>
   </w:style>
-  <w:style w:type="table" w:styleId="Listeclaire-Accent2">
+  <w:style w:type="table" w:styleId="Listaclara-nfasis2">
     <w:name w:val="Light List Accent 2"/>
-    <w:basedOn w:val="TableauNormal"/>
+    <w:basedOn w:val="Tablanormal"/>
     <w:uiPriority w:val="61"/>
     <w:rsid w:val="00FC557F"/>
     <w:tblPr>
@@ -1425,10 +2077,10 @@
       </w:tcPr>
     </w:tblStylePr>
   </w:style>
-  <w:style w:type="character" w:customStyle="1" w:styleId="Titre1Car">
-    <w:name w:val="Titre 1 Car"/>
-    <w:basedOn w:val="Policepardfaut"/>
-    <w:link w:val="Titre1"/>
+  <w:style w:type="character" w:customStyle="1" w:styleId="Ttulo1Car">
+    <w:name w:val="Título 1 Car"/>
+    <w:basedOn w:val="Fuentedeprrafopredeter"/>
+    <w:link w:val="Ttulo1"/>
     <w:uiPriority w:val="9"/>
     <w:rsid w:val="00362E65"/>
     <w:rPr>
@@ -1439,10 +2091,10 @@
       <w:szCs w:val="32"/>
     </w:rPr>
   </w:style>
-  <w:style w:type="character" w:customStyle="1" w:styleId="Titre2Car">
-    <w:name w:val="Titre 2 Car"/>
-    <w:basedOn w:val="Policepardfaut"/>
-    <w:link w:val="Titre2"/>
+  <w:style w:type="character" w:customStyle="1" w:styleId="Ttulo2Car">
+    <w:name w:val="Título 2 Car"/>
+    <w:basedOn w:val="Fuentedeprrafopredeter"/>
+    <w:link w:val="Ttulo2"/>
     <w:uiPriority w:val="9"/>
     <w:semiHidden/>
     <w:rsid w:val="00362E65"/>
@@ -1454,10 +2106,10 @@
       <w:szCs w:val="26"/>
     </w:rPr>
   </w:style>
-  <w:style w:type="character" w:customStyle="1" w:styleId="Titre3Car">
-    <w:name w:val="Titre 3 Car"/>
-    <w:basedOn w:val="Policepardfaut"/>
-    <w:link w:val="Titre3"/>
+  <w:style w:type="character" w:customStyle="1" w:styleId="Ttulo3Car">
+    <w:name w:val="Título 3 Car"/>
+    <w:basedOn w:val="Fuentedeprrafopredeter"/>
+    <w:link w:val="Ttulo3"/>
     <w:uiPriority w:val="9"/>
     <w:semiHidden/>
     <w:rsid w:val="00362E65"/>
@@ -1486,9 +2138,9 @@
     <w:qFormat/>
     <w:rsid w:val="00AE18EF"/>
   </w:style>
-  <w:style w:type="table" w:styleId="Tableauprofessionnel">
+  <w:style w:type="table" w:styleId="Tablaprofesional">
     <w:name w:val="Table Professional"/>
-    <w:basedOn w:val="TableauNormal"/>
+    <w:basedOn w:val="Tablanormal"/>
     <w:uiPriority w:val="99"/>
     <w:semiHidden/>
     <w:unhideWhenUsed/>
@@ -1518,7 +2170,7 @@
       </w:tcPr>
     </w:tblStylePr>
   </w:style>
-  <w:style w:type="paragraph" w:styleId="TM1">
+  <w:style w:type="paragraph" w:styleId="TDC1">
     <w:name w:val="toc 1"/>
     <w:basedOn w:val="Normal"/>
     <w:next w:val="Normal"/>
@@ -1530,7 +2182,7 @@
       <w:spacing w:after="100"/>
     </w:pPr>
   </w:style>
-  <w:style w:type="paragraph" w:styleId="TM2">
+  <w:style w:type="paragraph" w:styleId="TDC2">
     <w:name w:val="toc 2"/>
     <w:basedOn w:val="Normal"/>
     <w:next w:val="Normal"/>
@@ -1543,10 +2195,10 @@
       <w:ind w:left="240"/>
     </w:pPr>
   </w:style>
-  <w:style w:type="paragraph" w:styleId="Textedebulles">
+  <w:style w:type="paragraph" w:styleId="Textodeglobo">
     <w:name w:val="Balloon Text"/>
     <w:basedOn w:val="Normal"/>
-    <w:link w:val="TextedebullesCar"/>
+    <w:link w:val="TextodegloboCar"/>
     <w:uiPriority w:val="99"/>
     <w:semiHidden/>
     <w:unhideWhenUsed/>
@@ -1557,10 +2209,10 @@
       <w:szCs w:val="18"/>
     </w:rPr>
   </w:style>
-  <w:style w:type="character" w:customStyle="1" w:styleId="TextedebullesCar">
-    <w:name w:val="Texte de bulles Car"/>
-    <w:basedOn w:val="Policepardfaut"/>
-    <w:link w:val="Textedebulles"/>
+  <w:style w:type="character" w:customStyle="1" w:styleId="TextodegloboCar">
+    <w:name w:val="Texto de globo Car"/>
+    <w:basedOn w:val="Fuentedeprrafopredeter"/>
+    <w:link w:val="Textodeglobo"/>
     <w:uiPriority w:val="99"/>
     <w:semiHidden/>
     <w:rsid w:val="00FB63E7"/>
@@ -1572,7 +2224,7 @@
   </w:style>
   <w:style w:type="character" w:customStyle="1" w:styleId="referenceid">
     <w:name w:val="reference_id"/>
-    <w:basedOn w:val="Policepardfaut"/>
+    <w:basedOn w:val="Fuentedeprrafopredeter"/>
     <w:uiPriority w:val="1"/>
     <w:rsid w:val="00457CF1"/>
     <w:rPr>

--- a/output/Descriptivos/tabla_consolidada.docx
+++ b/output/Descriptivos/tabla_consolidada.docx
@@ -1,1162 +1,486 @@
 
 <file path=word/document.xml><?xml version="1.0" encoding="utf-8"?>
-<w:document xmlns:wpc="http://schemas.microsoft.com/office/word/2010/wordprocessingCanvas" xmlns:cx="http://schemas.microsoft.com/office/drawing/2014/chartex" xmlns:cx1="http://schemas.microsoft.com/office/drawing/2015/9/8/chartex" xmlns:cx2="http://schemas.microsoft.com/office/drawing/2015/10/21/chartex" xmlns:cx3="http://schemas.microsoft.com/office/drawing/2016/5/9/chartex" xmlns:cx4="http://schemas.microsoft.com/office/drawing/2016/5/10/chartex" xmlns:cx5="http://schemas.microsoft.com/office/drawing/2016/5/11/chartex" xmlns:cx6="http://schemas.microsoft.com/office/drawing/2016/5/12/chartex" xmlns:cx7="http://schemas.microsoft.com/office/drawing/2016/5/13/chartex" xmlns:cx8="http://schemas.microsoft.com/office/drawing/2016/5/14/chartex" xmlns:mc="http://schemas.openxmlformats.org/markup-compatibility/2006" xmlns:aink="http://schemas.microsoft.com/office/drawing/2016/ink" xmlns:am3d="http://schemas.microsoft.com/office/drawing/2017/model3d" xmlns:o="urn:schemas-microsoft-com:office:office" xmlns:oel="http://schemas.microsoft.com/office/2019/extlst" xmlns:r="http://schemas.openxmlformats.org/officeDocument/2006/relationships" xmlns:m="http://schemas.openxmlformats.org/officeDocument/2006/math" xmlns:v="urn:schemas-microsoft-com:vml" xmlns:wp14="http://schemas.microsoft.com/office/word/2010/wordprocessingDrawing" xmlns:wp="http://schemas.openxmlformats.org/drawingml/2006/wordprocessingDrawing" xmlns:w10="urn:schemas-microsoft-com:office:word" xmlns:w="http://schemas.openxmlformats.org/wordprocessingml/2006/main" xmlns:w14="http://schemas.microsoft.com/office/word/2010/wordml" xmlns:w15="http://schemas.microsoft.com/office/word/2012/wordml" xmlns:w16cex="http://schemas.microsoft.com/office/word/2018/wordml/cex" xmlns:w16cid="http://schemas.microsoft.com/office/word/2016/wordml/cid" xmlns:w16="http://schemas.microsoft.com/office/word/2018/wordml" xmlns:w16du="http://schemas.microsoft.com/office/word/2023/wordml/word16du" xmlns:w16sdtdh="http://schemas.microsoft.com/office/word/2020/wordml/sdtdatahash" xmlns:w16sdtfl="http://schemas.microsoft.com/office/word/2024/wordml/sdtformatlock" xmlns:w16se="http://schemas.microsoft.com/office/word/2015/wordml/symex" xmlns:wpg="http://schemas.microsoft.com/office/word/2010/wordprocessingGroup" xmlns:wpi="http://schemas.microsoft.com/office/word/2010/wordprocessingInk" xmlns:wne="http://schemas.microsoft.com/office/word/2006/wordml" xmlns:wps="http://schemas.microsoft.com/office/word/2010/wordprocessingShape" mc:Ignorable="w14 w15 w16se w16cid w16 w16cex w16sdtdh w16sdtfl w16du wp14">
+<w:document xmlns:wpc="http://schemas.microsoft.com/office/word/2010/wordprocessingCanvas" xmlns:cx="http://schemas.microsoft.com/office/drawing/2014/chartex" xmlns:cx1="http://schemas.microsoft.com/office/drawing/2015/9/8/chartex" xmlns:cx2="http://schemas.microsoft.com/office/drawing/2015/10/21/chartex" xmlns:cx3="http://schemas.microsoft.com/office/drawing/2016/5/9/chartex" xmlns:cx4="http://schemas.microsoft.com/office/drawing/2016/5/10/chartex" xmlns:cx5="http://schemas.microsoft.com/office/drawing/2016/5/11/chartex" xmlns:cx6="http://schemas.microsoft.com/office/drawing/2016/5/12/chartex" xmlns:cx7="http://schemas.microsoft.com/office/drawing/2016/5/13/chartex" xmlns:cx8="http://schemas.microsoft.com/office/drawing/2016/5/14/chartex" xmlns:mc="http://schemas.openxmlformats.org/markup-compatibility/2006" xmlns:aink="http://schemas.microsoft.com/office/drawing/2016/ink" xmlns:am3d="http://schemas.microsoft.com/office/drawing/2017/model3d" xmlns:o="urn:schemas-microsoft-com:office:office" xmlns:r="http://schemas.openxmlformats.org/officeDocument/2006/relationships" xmlns:m="http://schemas.openxmlformats.org/officeDocument/2006/math" xmlns:v="urn:schemas-microsoft-com:vml" xmlns:wp14="http://schemas.microsoft.com/office/word/2010/wordprocessingDrawing" xmlns:wp="http://schemas.openxmlformats.org/drawingml/2006/wordprocessingDrawing" xmlns:w10="urn:schemas-microsoft-com:office:word" xmlns:w="http://schemas.openxmlformats.org/wordprocessingml/2006/main" xmlns:w14="http://schemas.microsoft.com/office/word/2010/wordml" xmlns:w15="http://schemas.microsoft.com/office/word/2012/wordml" xmlns:w16cex="http://schemas.microsoft.com/office/word/2018/wordml/cex" xmlns:w16cid="http://schemas.microsoft.com/office/word/2016/wordml/cid" xmlns:w16="http://schemas.microsoft.com/office/word/2018/wordml" xmlns:w16se="http://schemas.microsoft.com/office/word/2015/wordml/symex" xmlns:wpg="http://schemas.microsoft.com/office/word/2010/wordprocessingGroup" xmlns:wpi="http://schemas.microsoft.com/office/word/2010/wordprocessingInk" xmlns:wne="http://schemas.microsoft.com/office/word/2006/wordml" xmlns:wps="http://schemas.microsoft.com/office/word/2010/wordprocessingShape" mc:Ignorable="w14 w15 w16se w16cid w16 w16cex wp14">
   <w:body>
     <w:tbl>
       <w:tblPr>
-        <w:tblW w:w="5000" w:type="pct"/>
+        <w:tblLayout w:type="autofit"/>
         <w:jc w:val="center"/>
-        <w:tblLook w:val="0420" w:firstRow="1" w:lastRow="0" w:firstColumn="0" w:lastColumn="0" w:noHBand="0" w:noVBand="1"/>
+        <w:tblW w:type="pct" w:w="5000"/>
+        <w:tblLook w:firstRow="1" w:lastRow="0" w:firstColumn="0" w:lastColumn="0" w:noHBand="0" w:noVBand="1"/>
       </w:tblPr>
-      <w:tblGrid>
-        <w:gridCol w:w="2165"/>
-        <w:gridCol w:w="1763"/>
-        <w:gridCol w:w="1683"/>
-        <w:gridCol w:w="1683"/>
-        <w:gridCol w:w="1772"/>
-      </w:tblGrid>
       <w:tr>
         <w:trPr>
           <w:tblHeader/>
-          <w:jc w:val="center"/>
         </w:trPr>
         <w:tc>
-          <w:tcPr>
-            <w:tcW w:w="0" w:type="auto"/>
-            <w:tcBorders>
-              <w:top w:val="single" w:sz="4" w:space="0" w:color="auto"/>
-              <w:bottom w:val="single" w:sz="4" w:space="0" w:color="auto"/>
-            </w:tcBorders>
-          </w:tcPr>
-          <w:p>
-            <w:pPr>
-              <w:rPr>
-                <w:b/>
-                <w:bCs/>
-                <w:sz w:val="20"/>
-                <w:szCs w:val="20"/>
-              </w:rPr>
-            </w:pPr>
-            <w:r>
-              <w:rPr>
-                <w:b/>
-                <w:bCs/>
-                <w:sz w:val="20"/>
-                <w:szCs w:val="20"/>
-              </w:rPr>
+          <w:p>
+            <w:pPr>
+              <w:pStyle w:val="Normal"/>
+            </w:pPr>
+            <w:r>
               <w:t>Variable</w:t>
             </w:r>
           </w:p>
         </w:tc>
         <w:tc>
-          <w:tcPr>
-            <w:tcW w:w="0" w:type="auto"/>
-            <w:tcBorders>
-              <w:top w:val="single" w:sz="4" w:space="0" w:color="auto"/>
-              <w:bottom w:val="single" w:sz="4" w:space="0" w:color="auto"/>
-            </w:tcBorders>
-          </w:tcPr>
-          <w:p>
-            <w:pPr>
-              <w:rPr>
-                <w:b/>
-                <w:bCs/>
-                <w:sz w:val="20"/>
-                <w:szCs w:val="20"/>
-              </w:rPr>
-            </w:pPr>
-            <w:r>
-              <w:rPr>
-                <w:b/>
-                <w:bCs/>
-                <w:sz w:val="20"/>
-                <w:szCs w:val="20"/>
-              </w:rPr>
+          <w:p>
+            <w:pPr>
+              <w:pStyle w:val="Normal"/>
+            </w:pPr>
+            <w:r>
               <w:t>CIVED_1999</w:t>
             </w:r>
           </w:p>
         </w:tc>
         <w:tc>
-          <w:tcPr>
-            <w:tcW w:w="0" w:type="auto"/>
-            <w:tcBorders>
-              <w:top w:val="single" w:sz="4" w:space="0" w:color="auto"/>
-              <w:bottom w:val="single" w:sz="4" w:space="0" w:color="auto"/>
-            </w:tcBorders>
-          </w:tcPr>
-          <w:p>
-            <w:pPr>
-              <w:rPr>
-                <w:b/>
-                <w:bCs/>
-                <w:sz w:val="20"/>
-                <w:szCs w:val="20"/>
-              </w:rPr>
-            </w:pPr>
-            <w:r>
-              <w:rPr>
-                <w:b/>
-                <w:bCs/>
-                <w:sz w:val="20"/>
-                <w:szCs w:val="20"/>
-              </w:rPr>
+          <w:p>
+            <w:pPr>
+              <w:pStyle w:val="Normal"/>
+            </w:pPr>
+            <w:r>
               <w:t>ICCS_2009</w:t>
             </w:r>
           </w:p>
         </w:tc>
         <w:tc>
-          <w:tcPr>
-            <w:tcW w:w="0" w:type="auto"/>
-            <w:tcBorders>
-              <w:top w:val="single" w:sz="4" w:space="0" w:color="auto"/>
-              <w:bottom w:val="single" w:sz="4" w:space="0" w:color="auto"/>
-            </w:tcBorders>
-          </w:tcPr>
-          <w:p>
-            <w:pPr>
-              <w:rPr>
-                <w:b/>
-                <w:bCs/>
-                <w:sz w:val="20"/>
-                <w:szCs w:val="20"/>
-              </w:rPr>
-            </w:pPr>
-            <w:r>
-              <w:rPr>
-                <w:b/>
-                <w:bCs/>
-                <w:sz w:val="20"/>
-                <w:szCs w:val="20"/>
-              </w:rPr>
+          <w:p>
+            <w:pPr>
+              <w:pStyle w:val="Normal"/>
+            </w:pPr>
+            <w:r>
               <w:t>ICCS_2016</w:t>
             </w:r>
           </w:p>
         </w:tc>
         <w:tc>
-          <w:tcPr>
-            <w:tcW w:w="0" w:type="auto"/>
-            <w:tcBorders>
-              <w:top w:val="single" w:sz="4" w:space="0" w:color="auto"/>
-              <w:bottom w:val="single" w:sz="4" w:space="0" w:color="auto"/>
-            </w:tcBorders>
-          </w:tcPr>
-          <w:p>
-            <w:pPr>
-              <w:rPr>
-                <w:b/>
-                <w:bCs/>
-                <w:sz w:val="20"/>
-                <w:szCs w:val="20"/>
-              </w:rPr>
-            </w:pPr>
-            <w:r>
-              <w:rPr>
-                <w:b/>
-                <w:bCs/>
-                <w:sz w:val="20"/>
-                <w:szCs w:val="20"/>
-              </w:rPr>
+          <w:p>
+            <w:pPr>
+              <w:pStyle w:val="Normal"/>
+            </w:pPr>
+            <w:r>
               <w:t>PACES_2019</w:t>
             </w:r>
           </w:p>
         </w:tc>
       </w:tr>
       <w:tr>
-        <w:trPr>
-          <w:jc w:val="center"/>
-        </w:trPr>
-        <w:tc>
-          <w:tcPr>
-            <w:tcW w:w="0" w:type="auto"/>
-            <w:tcBorders>
-              <w:top w:val="single" w:sz="4" w:space="0" w:color="auto"/>
-            </w:tcBorders>
-          </w:tcPr>
-          <w:p>
-            <w:pPr>
-              <w:rPr>
-                <w:sz w:val="20"/>
-                <w:szCs w:val="20"/>
-              </w:rPr>
-            </w:pPr>
-            <w:proofErr w:type="spellStart"/>
-            <w:r>
-              <w:rPr>
-                <w:sz w:val="20"/>
-                <w:szCs w:val="20"/>
-              </w:rPr>
-              <w:t>Expectativa</w:t>
-            </w:r>
-            <w:proofErr w:type="spellEnd"/>
-            <w:r>
-              <w:rPr>
-                <w:sz w:val="20"/>
-                <w:szCs w:val="20"/>
-              </w:rPr>
-              <w:t xml:space="preserve"> de </w:t>
-            </w:r>
-            <w:proofErr w:type="spellStart"/>
-            <w:r>
-              <w:rPr>
-                <w:sz w:val="20"/>
-                <w:szCs w:val="20"/>
-              </w:rPr>
-              <w:t>voto</w:t>
-            </w:r>
-            <w:proofErr w:type="spellEnd"/>
-          </w:p>
-        </w:tc>
-        <w:tc>
-          <w:tcPr>
-            <w:tcW w:w="0" w:type="auto"/>
-            <w:tcBorders>
-              <w:top w:val="single" w:sz="4" w:space="0" w:color="auto"/>
-            </w:tcBorders>
-          </w:tcPr>
-          <w:p>
-            <w:pPr>
-              <w:rPr>
-                <w:sz w:val="20"/>
-                <w:szCs w:val="20"/>
-              </w:rPr>
-            </w:pPr>
-            <w:r>
-              <w:rPr>
-                <w:sz w:val="20"/>
-                <w:szCs w:val="20"/>
-              </w:rPr>
-              <w:t>77.6% (75.8%–79.4%)</w:t>
-            </w:r>
-          </w:p>
-        </w:tc>
-        <w:tc>
-          <w:tcPr>
-            <w:tcW w:w="0" w:type="auto"/>
-            <w:tcBorders>
-              <w:top w:val="single" w:sz="4" w:space="0" w:color="auto"/>
-            </w:tcBorders>
-          </w:tcPr>
-          <w:p>
-            <w:pPr>
-              <w:rPr>
-                <w:sz w:val="20"/>
-                <w:szCs w:val="20"/>
-              </w:rPr>
-            </w:pPr>
-            <w:r>
-              <w:rPr>
-                <w:sz w:val="20"/>
-                <w:szCs w:val="20"/>
-              </w:rPr>
+        <w:tc>
+          <w:p>
+            <w:pPr>
+              <w:pStyle w:val="Normal"/>
+            </w:pPr>
+            <w:r>
+              <w:t>Expectativa de voto</w:t>
+            </w:r>
+          </w:p>
+        </w:tc>
+        <w:tc>
+          <w:p>
+            <w:pPr>
+              <w:pStyle w:val="Normal"/>
+            </w:pPr>
+            <w:r>
+              <w:t>77.9% (76.1%–79.6%)</w:t>
+            </w:r>
+          </w:p>
+        </w:tc>
+        <w:tc>
+          <w:p>
+            <w:pPr>
+              <w:pStyle w:val="Normal"/>
+            </w:pPr>
+            <w:r>
               <w:t>65.6% (63.3%–67.8%)</w:t>
             </w:r>
           </w:p>
         </w:tc>
         <w:tc>
-          <w:tcPr>
-            <w:tcW w:w="0" w:type="auto"/>
-            <w:tcBorders>
-              <w:top w:val="single" w:sz="4" w:space="0" w:color="auto"/>
-            </w:tcBorders>
-          </w:tcPr>
-          <w:p>
-            <w:pPr>
-              <w:rPr>
-                <w:sz w:val="20"/>
-                <w:szCs w:val="20"/>
-              </w:rPr>
-            </w:pPr>
-            <w:r>
-              <w:rPr>
-                <w:sz w:val="20"/>
-                <w:szCs w:val="20"/>
-              </w:rPr>
+          <w:p>
+            <w:pPr>
+              <w:pStyle w:val="Normal"/>
+            </w:pPr>
+            <w:r>
               <w:t>71.0% (69.1%–72.9%)</w:t>
             </w:r>
           </w:p>
         </w:tc>
         <w:tc>
-          <w:tcPr>
-            <w:tcW w:w="0" w:type="auto"/>
-            <w:tcBorders>
-              <w:top w:val="single" w:sz="4" w:space="0" w:color="auto"/>
-            </w:tcBorders>
-          </w:tcPr>
-          <w:p>
-            <w:pPr>
-              <w:rPr>
-                <w:sz w:val="20"/>
-                <w:szCs w:val="20"/>
-              </w:rPr>
-            </w:pPr>
-            <w:r>
-              <w:rPr>
-                <w:sz w:val="20"/>
-                <w:szCs w:val="20"/>
-              </w:rPr>
-              <w:t>81.5% (77.8%–84.9%)</w:t>
+          <w:p>
+            <w:pPr>
+              <w:pStyle w:val="Normal"/>
+            </w:pPr>
+            <w:r>
+              <w:t>80.6% (76.5%–84.2%)</w:t>
             </w:r>
           </w:p>
         </w:tc>
       </w:tr>
       <w:tr>
-        <w:trPr>
-          <w:jc w:val="center"/>
-        </w:trPr>
-        <w:tc>
-          <w:tcPr>
-            <w:tcW w:w="0" w:type="auto"/>
-          </w:tcPr>
-          <w:p>
-            <w:pPr>
-              <w:rPr>
-                <w:sz w:val="20"/>
-                <w:szCs w:val="20"/>
-              </w:rPr>
-            </w:pPr>
-            <w:proofErr w:type="spellStart"/>
-            <w:r>
-              <w:rPr>
-                <w:sz w:val="20"/>
-                <w:szCs w:val="20"/>
-              </w:rPr>
-              <w:t>Sexo</w:t>
-            </w:r>
-            <w:proofErr w:type="spellEnd"/>
-            <w:r>
-              <w:rPr>
-                <w:sz w:val="20"/>
-                <w:szCs w:val="20"/>
-              </w:rPr>
-              <w:t xml:space="preserve"> (hombres)</w:t>
-            </w:r>
-          </w:p>
-        </w:tc>
-        <w:tc>
-          <w:tcPr>
-            <w:tcW w:w="0" w:type="auto"/>
-          </w:tcPr>
-          <w:p>
-            <w:pPr>
-              <w:rPr>
-                <w:sz w:val="20"/>
-                <w:szCs w:val="20"/>
-              </w:rPr>
-            </w:pPr>
-            <w:r>
-              <w:rPr>
-                <w:sz w:val="20"/>
-                <w:szCs w:val="20"/>
-              </w:rPr>
+        <w:tc>
+          <w:p>
+            <w:pPr>
+              <w:pStyle w:val="Normal"/>
+            </w:pPr>
+            <w:r>
+              <w:t>Sexo (hombres)</w:t>
+            </w:r>
+          </w:p>
+        </w:tc>
+        <w:tc>
+          <w:p>
+            <w:pPr>
+              <w:pStyle w:val="Normal"/>
+            </w:pPr>
+            <w:r>
               <w:t>53.8% (48.1%–59.5%)</w:t>
             </w:r>
           </w:p>
         </w:tc>
         <w:tc>
-          <w:tcPr>
-            <w:tcW w:w="0" w:type="auto"/>
-          </w:tcPr>
-          <w:p>
-            <w:pPr>
-              <w:rPr>
-                <w:sz w:val="20"/>
-                <w:szCs w:val="20"/>
-              </w:rPr>
-            </w:pPr>
-            <w:r>
-              <w:rPr>
-                <w:sz w:val="20"/>
-                <w:szCs w:val="20"/>
-              </w:rPr>
+          <w:p>
+            <w:pPr>
+              <w:pStyle w:val="Normal"/>
+            </w:pPr>
+            <w:r>
               <w:t>49.2% (46.3%–52.1%)</w:t>
             </w:r>
           </w:p>
         </w:tc>
         <w:tc>
-          <w:tcPr>
-            <w:tcW w:w="0" w:type="auto"/>
-          </w:tcPr>
-          <w:p>
-            <w:pPr>
-              <w:rPr>
-                <w:sz w:val="20"/>
-                <w:szCs w:val="20"/>
-              </w:rPr>
-            </w:pPr>
-            <w:r>
-              <w:rPr>
-                <w:sz w:val="20"/>
-                <w:szCs w:val="20"/>
-              </w:rPr>
+          <w:p>
+            <w:pPr>
+              <w:pStyle w:val="Normal"/>
+            </w:pPr>
+            <w:r>
               <w:t>49.4% (46.8%–51.9%)</w:t>
             </w:r>
           </w:p>
         </w:tc>
         <w:tc>
-          <w:tcPr>
-            <w:tcW w:w="0" w:type="auto"/>
-          </w:tcPr>
-          <w:p>
-            <w:pPr>
-              <w:rPr>
-                <w:sz w:val="20"/>
-                <w:szCs w:val="20"/>
-              </w:rPr>
-            </w:pPr>
-            <w:r>
-              <w:rPr>
-                <w:sz w:val="20"/>
-                <w:szCs w:val="20"/>
-              </w:rPr>
-              <w:t>48.9% (42.1%–55.8%)</w:t>
+          <w:p>
+            <w:pPr>
+              <w:pStyle w:val="Normal"/>
+            </w:pPr>
+            <w:r>
+              <w:t>49.5% (42.0%–56.9%)</w:t>
             </w:r>
           </w:p>
         </w:tc>
       </w:tr>
       <w:tr>
-        <w:trPr>
-          <w:jc w:val="center"/>
-        </w:trPr>
-        <w:tc>
-          <w:tcPr>
-            <w:tcW w:w="0" w:type="auto"/>
-          </w:tcPr>
-          <w:p>
-            <w:pPr>
-              <w:rPr>
-                <w:sz w:val="20"/>
-                <w:szCs w:val="20"/>
-              </w:rPr>
-            </w:pPr>
-            <w:r>
-              <w:rPr>
-                <w:sz w:val="20"/>
-                <w:szCs w:val="20"/>
-              </w:rPr>
-              <w:t xml:space="preserve">Libros </w:t>
-            </w:r>
-            <w:proofErr w:type="spellStart"/>
-            <w:r>
-              <w:rPr>
-                <w:sz w:val="20"/>
-                <w:szCs w:val="20"/>
-              </w:rPr>
-              <w:t>en</w:t>
-            </w:r>
-            <w:proofErr w:type="spellEnd"/>
-            <w:r>
-              <w:rPr>
-                <w:sz w:val="20"/>
-                <w:szCs w:val="20"/>
-              </w:rPr>
-              <w:t xml:space="preserve"> el </w:t>
-            </w:r>
-            <w:proofErr w:type="spellStart"/>
-            <w:r>
-              <w:rPr>
-                <w:sz w:val="20"/>
-                <w:szCs w:val="20"/>
-              </w:rPr>
-              <w:t>hogar</w:t>
-            </w:r>
-            <w:proofErr w:type="spellEnd"/>
-          </w:p>
-        </w:tc>
-        <w:tc>
-          <w:tcPr>
-            <w:tcW w:w="0" w:type="auto"/>
-          </w:tcPr>
-          <w:p>
-            <w:pPr>
-              <w:rPr>
-                <w:sz w:val="20"/>
-                <w:szCs w:val="20"/>
-              </w:rPr>
-            </w:pPr>
-            <w:r>
-              <w:rPr>
-                <w:sz w:val="20"/>
-                <w:szCs w:val="20"/>
-              </w:rPr>
+        <w:tc>
+          <w:p>
+            <w:pPr>
+              <w:pStyle w:val="Normal"/>
+            </w:pPr>
+            <w:r>
+              <w:t>Libros en el hogar</w:t>
+            </w:r>
+          </w:p>
+        </w:tc>
+        <w:tc>
+          <w:p>
+            <w:pPr>
+              <w:pStyle w:val="Normal"/>
+            </w:pPr>
+            <w:r>
               <w:t>76.7% (73.1%–80.1%)</w:t>
             </w:r>
           </w:p>
         </w:tc>
         <w:tc>
-          <w:tcPr>
-            <w:tcW w:w="0" w:type="auto"/>
-          </w:tcPr>
-          <w:p>
-            <w:pPr>
-              <w:rPr>
-                <w:sz w:val="20"/>
-                <w:szCs w:val="20"/>
-              </w:rPr>
-            </w:pPr>
-            <w:r>
-              <w:rPr>
-                <w:sz w:val="20"/>
-                <w:szCs w:val="20"/>
-              </w:rPr>
+          <w:p>
+            <w:pPr>
+              <w:pStyle w:val="Normal"/>
+            </w:pPr>
+            <w:r>
               <w:t>83.5% (81.2%–85.7%)</w:t>
             </w:r>
           </w:p>
         </w:tc>
         <w:tc>
-          <w:tcPr>
-            <w:tcW w:w="0" w:type="auto"/>
-          </w:tcPr>
-          <w:p>
-            <w:pPr>
-              <w:rPr>
-                <w:sz w:val="20"/>
-                <w:szCs w:val="20"/>
-              </w:rPr>
-            </w:pPr>
-            <w:r>
-              <w:rPr>
-                <w:sz w:val="20"/>
-                <w:szCs w:val="20"/>
-              </w:rPr>
+          <w:p>
+            <w:pPr>
+              <w:pStyle w:val="Normal"/>
+            </w:pPr>
+            <w:r>
               <w:t>76.2% (73.7%–78.5%)</w:t>
             </w:r>
           </w:p>
         </w:tc>
         <w:tc>
-          <w:tcPr>
-            <w:tcW w:w="0" w:type="auto"/>
-          </w:tcPr>
-          <w:p>
-            <w:pPr>
-              <w:rPr>
-                <w:sz w:val="20"/>
-                <w:szCs w:val="20"/>
-              </w:rPr>
-            </w:pPr>
-            <w:r>
-              <w:rPr>
-                <w:sz w:val="20"/>
-                <w:szCs w:val="20"/>
-              </w:rPr>
-              <w:t>79.4% (74.9%–83.5%)</w:t>
+          <w:p>
+            <w:pPr>
+              <w:pStyle w:val="Normal"/>
+            </w:pPr>
+            <w:r>
+              <w:t>78.3% (73.3%–82.7%)</w:t>
             </w:r>
           </w:p>
         </w:tc>
       </w:tr>
       <w:tr>
-        <w:trPr>
-          <w:jc w:val="center"/>
-        </w:trPr>
-        <w:tc>
-          <w:tcPr>
-            <w:tcW w:w="0" w:type="auto"/>
-          </w:tcPr>
-          <w:p>
-            <w:pPr>
-              <w:rPr>
-                <w:sz w:val="20"/>
-                <w:szCs w:val="20"/>
-              </w:rPr>
-            </w:pPr>
-            <w:r>
-              <w:rPr>
-                <w:sz w:val="20"/>
-                <w:szCs w:val="20"/>
-              </w:rPr>
-              <w:t xml:space="preserve">Nivel </w:t>
-            </w:r>
-            <w:proofErr w:type="gramStart"/>
-            <w:r>
-              <w:rPr>
-                <w:sz w:val="20"/>
-                <w:szCs w:val="20"/>
-              </w:rPr>
-              <w:t>educ</w:t>
-            </w:r>
-            <w:proofErr w:type="gramEnd"/>
-            <w:r>
-              <w:rPr>
-                <w:sz w:val="20"/>
-                <w:szCs w:val="20"/>
-              </w:rPr>
-              <w:t>. padres</w:t>
-            </w:r>
-          </w:p>
-        </w:tc>
-        <w:tc>
-          <w:tcPr>
-            <w:tcW w:w="0" w:type="auto"/>
-          </w:tcPr>
-          <w:p>
-            <w:pPr>
-              <w:rPr>
-                <w:sz w:val="20"/>
-                <w:szCs w:val="20"/>
-              </w:rPr>
-            </w:pPr>
-            <w:r>
-              <w:rPr>
-                <w:sz w:val="20"/>
-                <w:szCs w:val="20"/>
-              </w:rPr>
+        <w:tc>
+          <w:p>
+            <w:pPr>
+              <w:pStyle w:val="Normal"/>
+            </w:pPr>
+            <w:r>
+              <w:t>Nivel educ. padres</w:t>
+            </w:r>
+          </w:p>
+        </w:tc>
+        <w:tc>
+          <w:p>
+            <w:pPr>
+              <w:pStyle w:val="Normal"/>
+            </w:pPr>
+            <w:r>
               <w:t>25.4% (22.1%–29.0%)</w:t>
             </w:r>
           </w:p>
         </w:tc>
         <w:tc>
-          <w:tcPr>
-            <w:tcW w:w="0" w:type="auto"/>
-          </w:tcPr>
-          <w:p>
-            <w:pPr>
-              <w:rPr>
-                <w:sz w:val="20"/>
-                <w:szCs w:val="20"/>
-              </w:rPr>
-            </w:pPr>
-            <w:r>
-              <w:rPr>
-                <w:sz w:val="20"/>
-                <w:szCs w:val="20"/>
-              </w:rPr>
+          <w:p>
+            <w:pPr>
+              <w:pStyle w:val="Normal"/>
+            </w:pPr>
+            <w:r>
               <w:t>32.1% (28.3%–36.0%)</w:t>
             </w:r>
           </w:p>
         </w:tc>
         <w:tc>
-          <w:tcPr>
-            <w:tcW w:w="0" w:type="auto"/>
-          </w:tcPr>
-          <w:p>
-            <w:pPr>
-              <w:rPr>
-                <w:sz w:val="20"/>
-                <w:szCs w:val="20"/>
-              </w:rPr>
-            </w:pPr>
-            <w:r>
-              <w:rPr>
-                <w:sz w:val="20"/>
-                <w:szCs w:val="20"/>
-              </w:rPr>
+          <w:p>
+            <w:pPr>
+              <w:pStyle w:val="Normal"/>
+            </w:pPr>
+            <w:r>
               <w:t>43.0% (39.0%–47.1%)</w:t>
             </w:r>
           </w:p>
         </w:tc>
         <w:tc>
-          <w:tcPr>
-            <w:tcW w:w="0" w:type="auto"/>
-          </w:tcPr>
-          <w:p>
-            <w:pPr>
-              <w:rPr>
-                <w:sz w:val="20"/>
-                <w:szCs w:val="20"/>
-              </w:rPr>
-            </w:pPr>
-            <w:r>
-              <w:rPr>
-                <w:sz w:val="20"/>
-                <w:szCs w:val="20"/>
-              </w:rPr>
-              <w:t>45.5% (38.3%–52.9%)</w:t>
+          <w:p>
+            <w:pPr>
+              <w:pStyle w:val="Normal"/>
+            </w:pPr>
+            <w:r>
+              <w:t>42.9% (36.9%–49.1%)</w:t>
             </w:r>
           </w:p>
         </w:tc>
       </w:tr>
       <w:tr>
-        <w:trPr>
-          <w:jc w:val="center"/>
-        </w:trPr>
-        <w:tc>
-          <w:tcPr>
-            <w:tcW w:w="0" w:type="auto"/>
-          </w:tcPr>
-          <w:p>
-            <w:pPr>
-              <w:rPr>
-                <w:sz w:val="20"/>
-                <w:szCs w:val="20"/>
-              </w:rPr>
-            </w:pPr>
-            <w:proofErr w:type="spellStart"/>
-            <w:r>
-              <w:rPr>
-                <w:sz w:val="20"/>
-                <w:szCs w:val="20"/>
-              </w:rPr>
-              <w:t>Particip</w:t>
-            </w:r>
-            <w:proofErr w:type="spellEnd"/>
-            <w:r>
-              <w:rPr>
-                <w:sz w:val="20"/>
-                <w:szCs w:val="20"/>
-              </w:rPr>
-              <w:t xml:space="preserve">. </w:t>
-            </w:r>
-            <w:proofErr w:type="spellStart"/>
-            <w:r>
-              <w:rPr>
-                <w:sz w:val="20"/>
-                <w:szCs w:val="20"/>
-              </w:rPr>
-              <w:t>votaciones</w:t>
-            </w:r>
-            <w:proofErr w:type="spellEnd"/>
-          </w:p>
-        </w:tc>
-        <w:tc>
-          <w:tcPr>
-            <w:tcW w:w="0" w:type="auto"/>
-          </w:tcPr>
-          <w:p>
-            <w:pPr>
-              <w:rPr>
-                <w:sz w:val="20"/>
-                <w:szCs w:val="20"/>
-              </w:rPr>
-            </w:pPr>
-            <w:r>
-              <w:rPr>
-                <w:sz w:val="20"/>
-                <w:szCs w:val="20"/>
-              </w:rPr>
+        <w:tc>
+          <w:p>
+            <w:pPr>
+              <w:pStyle w:val="Normal"/>
+            </w:pPr>
+            <w:r>
+              <w:t>Particip. votaciones</w:t>
+            </w:r>
+          </w:p>
+        </w:tc>
+        <w:tc>
+          <w:p>
+            <w:pPr>
+              <w:pStyle w:val="Normal"/>
+            </w:pPr>
+            <w:r>
               <w:t>N/D</w:t>
             </w:r>
           </w:p>
         </w:tc>
         <w:tc>
-          <w:tcPr>
-            <w:tcW w:w="0" w:type="auto"/>
-          </w:tcPr>
-          <w:p>
-            <w:pPr>
-              <w:rPr>
-                <w:sz w:val="20"/>
-                <w:szCs w:val="20"/>
-              </w:rPr>
-            </w:pPr>
-            <w:r>
-              <w:rPr>
-                <w:sz w:val="20"/>
-                <w:szCs w:val="20"/>
-              </w:rPr>
+          <w:p>
+            <w:pPr>
+              <w:pStyle w:val="Normal"/>
+            </w:pPr>
+            <w:r>
               <w:t>71.1% (68.7%–73.4%)</w:t>
             </w:r>
           </w:p>
         </w:tc>
         <w:tc>
-          <w:tcPr>
-            <w:tcW w:w="0" w:type="auto"/>
-          </w:tcPr>
-          <w:p>
-            <w:pPr>
-              <w:rPr>
-                <w:sz w:val="20"/>
-                <w:szCs w:val="20"/>
-              </w:rPr>
-            </w:pPr>
-            <w:r>
-              <w:rPr>
-                <w:sz w:val="20"/>
-                <w:szCs w:val="20"/>
-              </w:rPr>
+          <w:p>
+            <w:pPr>
+              <w:pStyle w:val="Normal"/>
+            </w:pPr>
+            <w:r>
               <w:t>71.5% (69.1%–73.9%)</w:t>
             </w:r>
           </w:p>
         </w:tc>
         <w:tc>
-          <w:tcPr>
-            <w:tcW w:w="0" w:type="auto"/>
-          </w:tcPr>
-          <w:p>
-            <w:pPr>
-              <w:rPr>
-                <w:sz w:val="20"/>
-                <w:szCs w:val="20"/>
-              </w:rPr>
-            </w:pPr>
-            <w:r>
-              <w:rPr>
-                <w:sz w:val="20"/>
-                <w:szCs w:val="20"/>
-              </w:rPr>
-              <w:t>61.9% (55.0%–68.6%)</w:t>
+          <w:p>
+            <w:pPr>
+              <w:pStyle w:val="Normal"/>
+            </w:pPr>
+            <w:r>
+              <w:t>61.3% (53.8%–68.5%)</w:t>
             </w:r>
           </w:p>
         </w:tc>
       </w:tr>
       <w:tr>
-        <w:trPr>
-          <w:jc w:val="center"/>
-        </w:trPr>
-        <w:tc>
-          <w:tcPr>
-            <w:tcW w:w="0" w:type="auto"/>
-          </w:tcPr>
-          <w:p>
-            <w:pPr>
-              <w:rPr>
-                <w:sz w:val="20"/>
-                <w:szCs w:val="20"/>
-              </w:rPr>
-            </w:pPr>
-            <w:proofErr w:type="spellStart"/>
-            <w:r>
-              <w:rPr>
-                <w:sz w:val="20"/>
-                <w:szCs w:val="20"/>
-              </w:rPr>
-              <w:t>Particip</w:t>
-            </w:r>
-            <w:proofErr w:type="spellEnd"/>
-            <w:r>
-              <w:rPr>
-                <w:sz w:val="20"/>
-                <w:szCs w:val="20"/>
-              </w:rPr>
-              <w:t xml:space="preserve">. </w:t>
-            </w:r>
-            <w:proofErr w:type="spellStart"/>
-            <w:r>
-              <w:rPr>
-                <w:sz w:val="20"/>
-                <w:szCs w:val="20"/>
-              </w:rPr>
-              <w:t>asambleas</w:t>
-            </w:r>
-            <w:proofErr w:type="spellEnd"/>
-          </w:p>
-        </w:tc>
-        <w:tc>
-          <w:tcPr>
-            <w:tcW w:w="0" w:type="auto"/>
-          </w:tcPr>
-          <w:p>
-            <w:pPr>
-              <w:rPr>
-                <w:sz w:val="20"/>
-                <w:szCs w:val="20"/>
-              </w:rPr>
-            </w:pPr>
-            <w:r>
-              <w:rPr>
-                <w:sz w:val="20"/>
-                <w:szCs w:val="20"/>
-              </w:rPr>
+        <w:tc>
+          <w:p>
+            <w:pPr>
+              <w:pStyle w:val="Normal"/>
+            </w:pPr>
+            <w:r>
+              <w:t>Particip. asambleas</w:t>
+            </w:r>
+          </w:p>
+        </w:tc>
+        <w:tc>
+          <w:p>
+            <w:pPr>
+              <w:pStyle w:val="Normal"/>
+            </w:pPr>
+            <w:r>
               <w:t>N/D</w:t>
             </w:r>
           </w:p>
         </w:tc>
         <w:tc>
-          <w:tcPr>
-            <w:tcW w:w="0" w:type="auto"/>
-          </w:tcPr>
-          <w:p>
-            <w:pPr>
-              <w:rPr>
-                <w:sz w:val="20"/>
-                <w:szCs w:val="20"/>
-              </w:rPr>
-            </w:pPr>
-            <w:r>
-              <w:rPr>
-                <w:sz w:val="20"/>
-                <w:szCs w:val="20"/>
-              </w:rPr>
+          <w:p>
+            <w:pPr>
+              <w:pStyle w:val="Normal"/>
+            </w:pPr>
+            <w:r>
               <w:t>17.1% (15.4%–18.8%)</w:t>
             </w:r>
           </w:p>
         </w:tc>
         <w:tc>
-          <w:tcPr>
-            <w:tcW w:w="0" w:type="auto"/>
-          </w:tcPr>
-          <w:p>
-            <w:pPr>
-              <w:rPr>
-                <w:sz w:val="20"/>
-                <w:szCs w:val="20"/>
-              </w:rPr>
-            </w:pPr>
-            <w:r>
-              <w:rPr>
-                <w:sz w:val="20"/>
-                <w:szCs w:val="20"/>
-              </w:rPr>
+          <w:p>
+            <w:pPr>
+              <w:pStyle w:val="Normal"/>
+            </w:pPr>
+            <w:r>
               <w:t>17.3% (15.8%–18.8%)</w:t>
             </w:r>
           </w:p>
         </w:tc>
         <w:tc>
-          <w:tcPr>
-            <w:tcW w:w="0" w:type="auto"/>
-          </w:tcPr>
-          <w:p>
-            <w:pPr>
-              <w:rPr>
-                <w:sz w:val="20"/>
-                <w:szCs w:val="20"/>
-              </w:rPr>
-            </w:pPr>
-            <w:r>
-              <w:rPr>
-                <w:sz w:val="20"/>
-                <w:szCs w:val="20"/>
-              </w:rPr>
-              <w:t>15.3% (12.6%–18.3%)</w:t>
+          <w:p>
+            <w:pPr>
+              <w:pStyle w:val="Normal"/>
+            </w:pPr>
+            <w:r>
+              <w:t>14.5% (11.8%–17.6%)</w:t>
             </w:r>
           </w:p>
         </w:tc>
       </w:tr>
       <w:tr>
-        <w:trPr>
-          <w:jc w:val="center"/>
-        </w:trPr>
-        <w:tc>
-          <w:tcPr>
-            <w:tcW w:w="0" w:type="auto"/>
-          </w:tcPr>
-          <w:p>
-            <w:pPr>
-              <w:rPr>
-                <w:sz w:val="20"/>
-                <w:szCs w:val="20"/>
-              </w:rPr>
-            </w:pPr>
-            <w:proofErr w:type="spellStart"/>
-            <w:r>
-              <w:rPr>
-                <w:sz w:val="20"/>
-                <w:szCs w:val="20"/>
-              </w:rPr>
-              <w:t>Aprendizaje</w:t>
-            </w:r>
-            <w:proofErr w:type="spellEnd"/>
-            <w:r>
-              <w:rPr>
-                <w:sz w:val="20"/>
-                <w:szCs w:val="20"/>
-              </w:rPr>
-              <w:t xml:space="preserve"> </w:t>
-            </w:r>
-            <w:proofErr w:type="spellStart"/>
-            <w:r>
-              <w:rPr>
-                <w:sz w:val="20"/>
-                <w:szCs w:val="20"/>
-              </w:rPr>
-              <w:t>voto</w:t>
-            </w:r>
-            <w:proofErr w:type="spellEnd"/>
-          </w:p>
-        </w:tc>
-        <w:tc>
-          <w:tcPr>
-            <w:tcW w:w="0" w:type="auto"/>
-          </w:tcPr>
-          <w:p>
-            <w:pPr>
-              <w:rPr>
-                <w:sz w:val="20"/>
-                <w:szCs w:val="20"/>
-              </w:rPr>
-            </w:pPr>
-            <w:r>
-              <w:rPr>
-                <w:sz w:val="20"/>
-                <w:szCs w:val="20"/>
-              </w:rPr>
+        <w:tc>
+          <w:p>
+            <w:pPr>
+              <w:pStyle w:val="Normal"/>
+            </w:pPr>
+            <w:r>
+              <w:t>Aprendizaje voto</w:t>
+            </w:r>
+          </w:p>
+        </w:tc>
+        <w:tc>
+          <w:p>
+            <w:pPr>
+              <w:pStyle w:val="Normal"/>
+            </w:pPr>
+            <w:r>
               <w:t>66.5% (63.8%–69.1%)</w:t>
             </w:r>
           </w:p>
         </w:tc>
         <w:tc>
-          <w:tcPr>
-            <w:tcW w:w="0" w:type="auto"/>
-          </w:tcPr>
-          <w:p>
-            <w:pPr>
-              <w:rPr>
-                <w:sz w:val="20"/>
-                <w:szCs w:val="20"/>
-              </w:rPr>
-            </w:pPr>
-            <w:r>
-              <w:rPr>
-                <w:sz w:val="20"/>
-                <w:szCs w:val="20"/>
-              </w:rPr>
+          <w:p>
+            <w:pPr>
+              <w:pStyle w:val="Normal"/>
+            </w:pPr>
+            <w:r>
               <w:t>N/D</w:t>
             </w:r>
           </w:p>
         </w:tc>
         <w:tc>
-          <w:tcPr>
-            <w:tcW w:w="0" w:type="auto"/>
-          </w:tcPr>
-          <w:p>
-            <w:pPr>
-              <w:rPr>
-                <w:sz w:val="20"/>
-                <w:szCs w:val="20"/>
-              </w:rPr>
-            </w:pPr>
-            <w:r>
-              <w:rPr>
-                <w:sz w:val="20"/>
-                <w:szCs w:val="20"/>
-              </w:rPr>
+          <w:p>
+            <w:pPr>
+              <w:pStyle w:val="Normal"/>
+            </w:pPr>
+            <w:r>
               <w:t>71.5% (69.4%–73.5%)</w:t>
             </w:r>
           </w:p>
         </w:tc>
         <w:tc>
-          <w:tcPr>
-            <w:tcW w:w="0" w:type="auto"/>
-          </w:tcPr>
-          <w:p>
-            <w:pPr>
-              <w:rPr>
-                <w:sz w:val="20"/>
-                <w:szCs w:val="20"/>
-              </w:rPr>
-            </w:pPr>
-            <w:r>
-              <w:rPr>
-                <w:sz w:val="20"/>
-                <w:szCs w:val="20"/>
-              </w:rPr>
+          <w:p>
+            <w:pPr>
+              <w:pStyle w:val="Normal"/>
+            </w:pPr>
+            <w:r>
               <w:t>N/D</w:t>
             </w:r>
           </w:p>
         </w:tc>
       </w:tr>
       <w:tr>
-        <w:trPr>
-          <w:jc w:val="center"/>
-        </w:trPr>
-        <w:tc>
-          <w:tcPr>
-            <w:tcW w:w="0" w:type="auto"/>
-            <w:tcBorders>
-              <w:bottom w:val="single" w:sz="4" w:space="0" w:color="auto"/>
-            </w:tcBorders>
-          </w:tcPr>
-          <w:p>
-            <w:pPr>
-              <w:rPr>
-                <w:sz w:val="20"/>
-                <w:szCs w:val="20"/>
-                <w:lang w:val="es-CL"/>
-              </w:rPr>
-            </w:pPr>
-            <w:r>
-              <w:rPr>
-                <w:sz w:val="20"/>
-                <w:szCs w:val="20"/>
-                <w:lang w:val="es-CL"/>
-              </w:rPr>
+        <w:tc>
+          <w:p>
+            <w:pPr>
+              <w:pStyle w:val="Normal"/>
+            </w:pPr>
+            <w:r>
               <w:t>Clima de aula (índice, individual)</w:t>
             </w:r>
           </w:p>
         </w:tc>
         <w:tc>
-          <w:tcPr>
-            <w:tcW w:w="0" w:type="auto"/>
-            <w:tcBorders>
-              <w:bottom w:val="single" w:sz="4" w:space="0" w:color="auto"/>
-            </w:tcBorders>
-          </w:tcPr>
-          <w:p>
-            <w:pPr>
-              <w:rPr>
-                <w:sz w:val="20"/>
-                <w:szCs w:val="20"/>
-              </w:rPr>
-            </w:pPr>
-            <w:r>
-              <w:rPr>
-                <w:sz w:val="20"/>
-                <w:szCs w:val="20"/>
-              </w:rPr>
+          <w:p>
+            <w:pPr>
+              <w:pStyle w:val="Normal"/>
+            </w:pPr>
+            <w:r>
               <w:t>2.84 (2.80–2.87)</w:t>
             </w:r>
           </w:p>
         </w:tc>
         <w:tc>
-          <w:tcPr>
-            <w:tcW w:w="0" w:type="auto"/>
-            <w:tcBorders>
-              <w:bottom w:val="single" w:sz="4" w:space="0" w:color="auto"/>
-            </w:tcBorders>
-          </w:tcPr>
-          <w:p>
-            <w:pPr>
-              <w:rPr>
-                <w:sz w:val="20"/>
-                <w:szCs w:val="20"/>
-              </w:rPr>
-            </w:pPr>
-            <w:r>
-              <w:rPr>
-                <w:sz w:val="20"/>
-                <w:szCs w:val="20"/>
-              </w:rPr>
+          <w:p>
+            <w:pPr>
+              <w:pStyle w:val="Normal"/>
+            </w:pPr>
+            <w:r>
               <w:t>2.93 (2.90–2.97)</w:t>
             </w:r>
           </w:p>
         </w:tc>
         <w:tc>
-          <w:tcPr>
-            <w:tcW w:w="0" w:type="auto"/>
-            <w:tcBorders>
-              <w:bottom w:val="single" w:sz="4" w:space="0" w:color="auto"/>
-            </w:tcBorders>
-          </w:tcPr>
-          <w:p>
-            <w:pPr>
-              <w:rPr>
-                <w:sz w:val="20"/>
-                <w:szCs w:val="20"/>
-              </w:rPr>
-            </w:pPr>
-            <w:r>
-              <w:rPr>
-                <w:sz w:val="20"/>
-                <w:szCs w:val="20"/>
-              </w:rPr>
+          <w:p>
+            <w:pPr>
+              <w:pStyle w:val="Normal"/>
+            </w:pPr>
+            <w:r>
               <w:t>2.93 (2.89–2.97)</w:t>
             </w:r>
           </w:p>
         </w:tc>
         <w:tc>
-          <w:tcPr>
-            <w:tcW w:w="0" w:type="auto"/>
-            <w:tcBorders>
-              <w:bottom w:val="single" w:sz="4" w:space="0" w:color="auto"/>
-            </w:tcBorders>
-          </w:tcPr>
-          <w:p>
-            <w:pPr>
-              <w:rPr>
-                <w:sz w:val="20"/>
-                <w:szCs w:val="20"/>
-              </w:rPr>
-            </w:pPr>
-            <w:r>
-              <w:rPr>
-                <w:sz w:val="20"/>
-                <w:szCs w:val="20"/>
-              </w:rPr>
-              <w:t>3.02 (2.92–3.12)</w:t>
+          <w:p>
+            <w:pPr>
+              <w:pStyle w:val="Normal"/>
+            </w:pPr>
+            <w:r>
+              <w:t>3.00 (2.90–3.10)</w:t>
             </w:r>
           </w:p>
         </w:tc>
       </w:tr>
     </w:tbl>
-    <w:p/>
     <w:sectPr>
       <w:type w:val="continuous"/>
       <w:pgSz w:w="11900" w:h="16840"/>
@@ -1168,8 +492,32 @@
 </w:document>
 </file>
 
+<file path=word/comments.xml><?xml version="1.0" encoding="utf-8"?>
+<w:comments xmlns:wpc="http://schemas.microsoft.com/office/word/2010/wordprocessingCanvas" xmlns:mo="http://schemas.microsoft.com/office/mac/office/2008/main" xmlns:mc="http://schemas.openxmlformats.org/markup-compatibility/2006" xmlns:mv="urn:schemas-microsoft-com:mac:vml" xmlns:o="urn:schemas-microsoft-com:office:office" xmlns:r="http://schemas.openxmlformats.org/officeDocument/2006/relationships" xmlns:m="http://schemas.openxmlformats.org/officeDocument/2006/math" xmlns:v="urn:schemas-microsoft-com:vml" xmlns:wp14="http://schemas.microsoft.com/office/word/2010/wordprocessingDrawing" xmlns:wp="http://schemas.openxmlformats.org/drawingml/2006/wordprocessingDrawing" xmlns:w10="urn:schemas-microsoft-com:office:word" xmlns:w="http://schemas.openxmlformats.org/wordprocessingml/2006/main" xmlns:w14="http://schemas.microsoft.com/office/word/2010/wordml" xmlns:wpg="http://schemas.microsoft.com/office/word/2010/wordprocessingGroup" xmlns:wpi="http://schemas.microsoft.com/office/word/2010/wordprocessingInk" xmlns:wne="http://schemas.microsoft.com/office/word/2006/wordml" xmlns:wps="http://schemas.microsoft.com/office/word/2010/wordprocessingShape" mc:Ignorable="w14 wp14">
+</w:comments>
+</file>
+
+<file path=word/footnotes.xml><?xml version="1.0" encoding="utf-8"?>
+<w:footnotes xmlns:wpc="http://schemas.microsoft.com/office/word/2010/wordprocessingCanvas" xmlns:mo="http://schemas.microsoft.com/office/mac/office/2008/main" xmlns:mc="http://schemas.openxmlformats.org/markup-compatibility/2006" xmlns:mv="urn:schemas-microsoft-com:mac:vml" xmlns:o="urn:schemas-microsoft-com:office:office" xmlns:r="http://schemas.openxmlformats.org/officeDocument/2006/relationships" xmlns:m="http://schemas.openxmlformats.org/officeDocument/2006/math" xmlns:v="urn:schemas-microsoft-com:vml" xmlns:wp14="http://schemas.microsoft.com/office/word/2010/wordprocessingDrawing" xmlns:wp="http://schemas.openxmlformats.org/drawingml/2006/wordprocessingDrawing" xmlns:w10="urn:schemas-microsoft-com:office:word" xmlns:w="http://schemas.openxmlformats.org/wordprocessingml/2006/main" xmlns:w14="http://schemas.microsoft.com/office/word/2010/wordml" xmlns:wpg="http://schemas.microsoft.com/office/word/2010/wordprocessingGroup" xmlns:wpi="http://schemas.microsoft.com/office/word/2010/wordprocessingInk" xmlns:wne="http://schemas.microsoft.com/office/word/2006/wordml" xmlns:wps="http://schemas.microsoft.com/office/word/2010/wordprocessingShape" mc:Ignorable="w14 wp14">
+  <w:footnote w:type="separator" w:id="-1">
+    <w:p>
+      <w:r>
+        <w:separator/>
+      </w:r>
+    </w:p>
+  </w:footnote>
+  <w:footnote w:type="continuationSeparator" w:id="0">
+    <w:p>
+      <w:r>
+        <w:continuationSeparator/>
+      </w:r>
+    </w:p>
+  </w:footnote>
+</w:footnotes>
+</file>
+
 <file path=word/numbering.xml><?xml version="1.0" encoding="utf-8"?>
-<w:numbering xmlns:wpc="http://schemas.microsoft.com/office/word/2010/wordprocessingCanvas" xmlns:cx="http://schemas.microsoft.com/office/drawing/2014/chartex" xmlns:cx1="http://schemas.microsoft.com/office/drawing/2015/9/8/chartex" xmlns:cx2="http://schemas.microsoft.com/office/drawing/2015/10/21/chartex" xmlns:cx3="http://schemas.microsoft.com/office/drawing/2016/5/9/chartex" xmlns:cx4="http://schemas.microsoft.com/office/drawing/2016/5/10/chartex" xmlns:cx5="http://schemas.microsoft.com/office/drawing/2016/5/11/chartex" xmlns:cx6="http://schemas.microsoft.com/office/drawing/2016/5/12/chartex" xmlns:cx7="http://schemas.microsoft.com/office/drawing/2016/5/13/chartex" xmlns:cx8="http://schemas.microsoft.com/office/drawing/2016/5/14/chartex" xmlns:mc="http://schemas.openxmlformats.org/markup-compatibility/2006" xmlns:aink="http://schemas.microsoft.com/office/drawing/2016/ink" xmlns:am3d="http://schemas.microsoft.com/office/drawing/2017/model3d" xmlns:o="urn:schemas-microsoft-com:office:office" xmlns:oel="http://schemas.microsoft.com/office/2019/extlst" xmlns:r="http://schemas.openxmlformats.org/officeDocument/2006/relationships" xmlns:m="http://schemas.openxmlformats.org/officeDocument/2006/math" xmlns:v="urn:schemas-microsoft-com:vml" xmlns:wp14="http://schemas.microsoft.com/office/word/2010/wordprocessingDrawing" xmlns:wp="http://schemas.openxmlformats.org/drawingml/2006/wordprocessingDrawing" xmlns:w10="urn:schemas-microsoft-com:office:word" xmlns:w="http://schemas.openxmlformats.org/wordprocessingml/2006/main" xmlns:w14="http://schemas.microsoft.com/office/word/2010/wordml" xmlns:w15="http://schemas.microsoft.com/office/word/2012/wordml" xmlns:w16cex="http://schemas.microsoft.com/office/word/2018/wordml/cex" xmlns:w16cid="http://schemas.microsoft.com/office/word/2016/wordml/cid" xmlns:w16="http://schemas.microsoft.com/office/word/2018/wordml" xmlns:w16du="http://schemas.microsoft.com/office/word/2023/wordml/word16du" xmlns:w16sdtdh="http://schemas.microsoft.com/office/word/2020/wordml/sdtdatahash" xmlns:w16sdtfl="http://schemas.microsoft.com/office/word/2024/wordml/sdtformatlock" xmlns:w16se="http://schemas.microsoft.com/office/word/2015/wordml/symex" xmlns:wpg="http://schemas.microsoft.com/office/word/2010/wordprocessingGroup" xmlns:wpi="http://schemas.microsoft.com/office/word/2010/wordprocessingInk" xmlns:wne="http://schemas.microsoft.com/office/word/2006/wordml" xmlns:wps="http://schemas.microsoft.com/office/word/2010/wordprocessingShape" mc:Ignorable="w14 w15 w16se w16cid w16 w16cex w16sdtdh w16sdtfl w16du wp14">
+<w:numbering xmlns:wpc="http://schemas.microsoft.com/office/word/2010/wordprocessingCanvas" xmlns:cx="http://schemas.microsoft.com/office/drawing/2014/chartex" xmlns:cx1="http://schemas.microsoft.com/office/drawing/2015/9/8/chartex" xmlns:cx2="http://schemas.microsoft.com/office/drawing/2015/10/21/chartex" xmlns:cx3="http://schemas.microsoft.com/office/drawing/2016/5/9/chartex" xmlns:cx4="http://schemas.microsoft.com/office/drawing/2016/5/10/chartex" xmlns:cx5="http://schemas.microsoft.com/office/drawing/2016/5/11/chartex" xmlns:cx6="http://schemas.microsoft.com/office/drawing/2016/5/12/chartex" xmlns:cx7="http://schemas.microsoft.com/office/drawing/2016/5/13/chartex" xmlns:cx8="http://schemas.microsoft.com/office/drawing/2016/5/14/chartex" xmlns:mc="http://schemas.openxmlformats.org/markup-compatibility/2006" xmlns:aink="http://schemas.microsoft.com/office/drawing/2016/ink" xmlns:am3d="http://schemas.microsoft.com/office/drawing/2017/model3d" xmlns:o="urn:schemas-microsoft-com:office:office" xmlns:r="http://schemas.openxmlformats.org/officeDocument/2006/relationships" xmlns:m="http://schemas.openxmlformats.org/officeDocument/2006/math" xmlns:v="urn:schemas-microsoft-com:vml" xmlns:wp14="http://schemas.microsoft.com/office/word/2010/wordprocessingDrawing" xmlns:wp="http://schemas.openxmlformats.org/drawingml/2006/wordprocessingDrawing" xmlns:w10="urn:schemas-microsoft-com:office:word" xmlns:w="http://schemas.openxmlformats.org/wordprocessingml/2006/main" xmlns:w14="http://schemas.microsoft.com/office/word/2010/wordml" xmlns:w15="http://schemas.microsoft.com/office/word/2012/wordml" xmlns:w16cex="http://schemas.microsoft.com/office/word/2018/wordml/cex" xmlns:w16cid="http://schemas.microsoft.com/office/word/2016/wordml/cid" xmlns:w16="http://schemas.microsoft.com/office/word/2018/wordml" xmlns:w16se="http://schemas.microsoft.com/office/word/2015/wordml/symex" xmlns:wpg="http://schemas.microsoft.com/office/word/2010/wordprocessingGroup" xmlns:wpi="http://schemas.microsoft.com/office/word/2010/wordprocessingInk" xmlns:wne="http://schemas.microsoft.com/office/word/2006/wordml" xmlns:wps="http://schemas.microsoft.com/office/word/2010/wordprocessingShape" mc:Ignorable="w14 w15 w16se w16cid w16 w16cex wp14">
   <w:abstractNum w:abstractNumId="0" w15:restartNumberingAfterBreak="0">
     <w:nsid w:val="07E925FD"/>
     <w:multiLevelType w:val="multilevel"/>
@@ -1177,7 +525,7 @@
     <w:lvl w:ilvl="0">
       <w:start w:val="1"/>
       <w:numFmt w:val="decimal"/>
-      <w:pStyle w:val="Ttulo1"/>
+      <w:pStyle w:val="Titre1"/>
       <w:lvlText w:val="%1."/>
       <w:lvlJc w:val="left"/>
       <w:pPr>
@@ -1187,7 +535,7 @@
     <w:lvl w:ilvl="1">
       <w:start w:val="1"/>
       <w:numFmt w:val="decimal"/>
-      <w:pStyle w:val="Ttulo2"/>
+      <w:pStyle w:val="Titre2"/>
       <w:lvlText w:val="%1.%2."/>
       <w:lvlJc w:val="left"/>
       <w:pPr>
@@ -1197,7 +545,7 @@
     <w:lvl w:ilvl="2">
       <w:start w:val="1"/>
       <w:numFmt w:val="decimal"/>
-      <w:pStyle w:val="Ttulo3"/>
+      <w:pStyle w:val="Titre3"/>
       <w:lvlText w:val="%1.%2.%3."/>
       <w:lvlJc w:val="left"/>
       <w:pPr>
@@ -1431,20 +779,20 @@
       </w:pPr>
     </w:lvl>
   </w:abstractNum>
-  <w:num w:numId="1" w16cid:durableId="1402947012">
+  <w:num w:numId="1">
     <w:abstractNumId w:val="1"/>
   </w:num>
-  <w:num w:numId="2" w16cid:durableId="1359700056">
+  <w:num w:numId="2">
     <w:abstractNumId w:val="2"/>
   </w:num>
-  <w:num w:numId="3" w16cid:durableId="624124098">
+  <w:num w:numId="3">
     <w:abstractNumId w:val="0"/>
   </w:num>
 </w:numbering>
 </file>
 
 <file path=word/styles.xml><?xml version="1.0" encoding="utf-8"?>
-<w:styles xmlns:mc="http://schemas.openxmlformats.org/markup-compatibility/2006" xmlns:r="http://schemas.openxmlformats.org/officeDocument/2006/relationships" xmlns:w="http://schemas.openxmlformats.org/wordprocessingml/2006/main" xmlns:w14="http://schemas.microsoft.com/office/word/2010/wordml" xmlns:w15="http://schemas.microsoft.com/office/word/2012/wordml" xmlns:w16cex="http://schemas.microsoft.com/office/word/2018/wordml/cex" xmlns:w16cid="http://schemas.microsoft.com/office/word/2016/wordml/cid" xmlns:w16="http://schemas.microsoft.com/office/word/2018/wordml" xmlns:w16du="http://schemas.microsoft.com/office/word/2023/wordml/word16du" xmlns:w16sdtdh="http://schemas.microsoft.com/office/word/2020/wordml/sdtdatahash" xmlns:w16sdtfl="http://schemas.microsoft.com/office/word/2024/wordml/sdtformatlock" xmlns:w16se="http://schemas.microsoft.com/office/word/2015/wordml/symex" mc:Ignorable="w14 w15 w16se w16cid w16 w16cex w16sdtdh w16sdtfl w16du">
+<w:styles xmlns:mc="http://schemas.openxmlformats.org/markup-compatibility/2006" xmlns:r="http://schemas.openxmlformats.org/officeDocument/2006/relationships" xmlns:w="http://schemas.openxmlformats.org/wordprocessingml/2006/main" xmlns:w14="http://schemas.microsoft.com/office/word/2010/wordml" xmlns:w15="http://schemas.microsoft.com/office/word/2012/wordml" xmlns:w16cex="http://schemas.microsoft.com/office/word/2018/wordml/cex" xmlns:w16cid="http://schemas.microsoft.com/office/word/2016/wordml/cid" xmlns:w16="http://schemas.microsoft.com/office/word/2018/wordml" xmlns:w16se="http://schemas.microsoft.com/office/word/2015/wordml/symex" mc:Ignorable="w14 w15 w16se w16cid w16 w16cex">
   <w:docDefaults>
     <w:rPrDefault>
       <w:rPr>
@@ -1829,11 +1177,11 @@
     <w:name w:val="Normal"/>
     <w:qFormat/>
   </w:style>
-  <w:style w:type="paragraph" w:styleId="Ttulo1">
+  <w:style w:type="paragraph" w:styleId="Titre1">
     <w:name w:val="heading 1"/>
     <w:basedOn w:val="Normal"/>
     <w:next w:val="Normal"/>
-    <w:link w:val="Ttulo1Car"/>
+    <w:link w:val="Titre1Car"/>
     <w:uiPriority w:val="9"/>
     <w:qFormat/>
     <w:rsid w:val="00362E65"/>
@@ -1857,11 +1205,11 @@
       <w:szCs w:val="32"/>
     </w:rPr>
   </w:style>
-  <w:style w:type="paragraph" w:styleId="Ttulo2">
+  <w:style w:type="paragraph" w:styleId="Titre2">
     <w:name w:val="heading 2"/>
     <w:basedOn w:val="Normal"/>
     <w:next w:val="Normal"/>
-    <w:link w:val="Ttulo2Car"/>
+    <w:link w:val="Titre2Car"/>
     <w:uiPriority w:val="9"/>
     <w:semiHidden/>
     <w:unhideWhenUsed/>
@@ -1885,11 +1233,11 @@
       <w:szCs w:val="26"/>
     </w:rPr>
   </w:style>
-  <w:style w:type="paragraph" w:styleId="Ttulo3">
+  <w:style w:type="paragraph" w:styleId="Titre3">
     <w:name w:val="heading 3"/>
     <w:basedOn w:val="Normal"/>
     <w:next w:val="Normal"/>
-    <w:link w:val="Ttulo3Car"/>
+    <w:link w:val="Titre3Car"/>
     <w:uiPriority w:val="9"/>
     <w:semiHidden/>
     <w:unhideWhenUsed/>
@@ -1911,13 +1259,13 @@
       <w:bCs/>
     </w:rPr>
   </w:style>
-  <w:style w:type="character" w:default="1" w:styleId="Fuentedeprrafopredeter">
+  <w:style w:type="character" w:default="1" w:styleId="Policepardfaut">
     <w:name w:val="Default Paragraph Font"/>
     <w:uiPriority w:val="1"/>
     <w:semiHidden/>
     <w:unhideWhenUsed/>
   </w:style>
-  <w:style w:type="table" w:default="1" w:styleId="Tablanormal">
+  <w:style w:type="table" w:default="1" w:styleId="TableauNormal">
     <w:name w:val="Normal Table"/>
     <w:uiPriority w:val="99"/>
     <w:semiHidden/>
@@ -1932,15 +1280,15 @@
       </w:tblCellMar>
     </w:tblPr>
   </w:style>
-  <w:style w:type="numbering" w:default="1" w:styleId="Sinlista">
+  <w:style w:type="numbering" w:default="1" w:styleId="Aucuneliste">
     <w:name w:val="No List"/>
     <w:uiPriority w:val="99"/>
     <w:semiHidden/>
     <w:unhideWhenUsed/>
   </w:style>
-  <w:style w:type="character" w:customStyle="1" w:styleId="Fuerte1">
-    <w:name w:val="Fuerte1"/>
-    <w:basedOn w:val="Fuentedeprrafopredeter"/>
+  <w:style w:type="character" w:customStyle="1" w:styleId="strong">
+    <w:name w:val="strong"/>
+    <w:basedOn w:val="Policepardfaut"/>
     <w:uiPriority w:val="1"/>
     <w:qFormat/>
     <w:rsid w:val="007B3E96"/>
@@ -1959,7 +1307,7 @@
   </w:style>
   <w:style w:type="table" w:customStyle="1" w:styleId="tabletemplate">
     <w:name w:val="table_template"/>
-    <w:basedOn w:val="Tablanormal"/>
+    <w:basedOn w:val="TableauNormal"/>
     <w:uiPriority w:val="59"/>
     <w:rsid w:val="00F12158"/>
     <w:pPr>
@@ -1995,9 +1343,9 @@
       </w:tcPr>
     </w:tblStylePr>
   </w:style>
-  <w:style w:type="table" w:styleId="Listaclara-nfasis2">
+  <w:style w:type="table" w:styleId="Listeclaire-Accent2">
     <w:name w:val="Light List Accent 2"/>
-    <w:basedOn w:val="Tablanormal"/>
+    <w:basedOn w:val="TableauNormal"/>
     <w:uiPriority w:val="61"/>
     <w:rsid w:val="00FC557F"/>
     <w:tblPr>
@@ -2077,10 +1425,10 @@
       </w:tcPr>
     </w:tblStylePr>
   </w:style>
-  <w:style w:type="character" w:customStyle="1" w:styleId="Ttulo1Car">
-    <w:name w:val="Título 1 Car"/>
-    <w:basedOn w:val="Fuentedeprrafopredeter"/>
-    <w:link w:val="Ttulo1"/>
+  <w:style w:type="character" w:customStyle="1" w:styleId="Titre1Car">
+    <w:name w:val="Titre 1 Car"/>
+    <w:basedOn w:val="Policepardfaut"/>
+    <w:link w:val="Titre1"/>
     <w:uiPriority w:val="9"/>
     <w:rsid w:val="00362E65"/>
     <w:rPr>
@@ -2091,10 +1439,10 @@
       <w:szCs w:val="32"/>
     </w:rPr>
   </w:style>
-  <w:style w:type="character" w:customStyle="1" w:styleId="Ttulo2Car">
-    <w:name w:val="Título 2 Car"/>
-    <w:basedOn w:val="Fuentedeprrafopredeter"/>
-    <w:link w:val="Ttulo2"/>
+  <w:style w:type="character" w:customStyle="1" w:styleId="Titre2Car">
+    <w:name w:val="Titre 2 Car"/>
+    <w:basedOn w:val="Policepardfaut"/>
+    <w:link w:val="Titre2"/>
     <w:uiPriority w:val="9"/>
     <w:semiHidden/>
     <w:rsid w:val="00362E65"/>
@@ -2106,10 +1454,10 @@
       <w:szCs w:val="26"/>
     </w:rPr>
   </w:style>
-  <w:style w:type="character" w:customStyle="1" w:styleId="Ttulo3Car">
-    <w:name w:val="Título 3 Car"/>
-    <w:basedOn w:val="Fuentedeprrafopredeter"/>
-    <w:link w:val="Ttulo3"/>
+  <w:style w:type="character" w:customStyle="1" w:styleId="Titre3Car">
+    <w:name w:val="Titre 3 Car"/>
+    <w:basedOn w:val="Policepardfaut"/>
+    <w:link w:val="Titre3"/>
     <w:uiPriority w:val="9"/>
     <w:semiHidden/>
     <w:rsid w:val="00362E65"/>
@@ -2138,9 +1486,9 @@
     <w:qFormat/>
     <w:rsid w:val="00AE18EF"/>
   </w:style>
-  <w:style w:type="table" w:styleId="Tablaprofesional">
+  <w:style w:type="table" w:styleId="Tableauprofessionnel">
     <w:name w:val="Table Professional"/>
-    <w:basedOn w:val="Tablanormal"/>
+    <w:basedOn w:val="TableauNormal"/>
     <w:uiPriority w:val="99"/>
     <w:semiHidden/>
     <w:unhideWhenUsed/>
@@ -2170,7 +1518,7 @@
       </w:tcPr>
     </w:tblStylePr>
   </w:style>
-  <w:style w:type="paragraph" w:styleId="TDC1">
+  <w:style w:type="paragraph" w:styleId="TM1">
     <w:name w:val="toc 1"/>
     <w:basedOn w:val="Normal"/>
     <w:next w:val="Normal"/>
@@ -2182,7 +1530,7 @@
       <w:spacing w:after="100"/>
     </w:pPr>
   </w:style>
-  <w:style w:type="paragraph" w:styleId="TDC2">
+  <w:style w:type="paragraph" w:styleId="TM2">
     <w:name w:val="toc 2"/>
     <w:basedOn w:val="Normal"/>
     <w:next w:val="Normal"/>
@@ -2195,10 +1543,10 @@
       <w:ind w:left="240"/>
     </w:pPr>
   </w:style>
-  <w:style w:type="paragraph" w:styleId="Textodeglobo">
+  <w:style w:type="paragraph" w:styleId="Textedebulles">
     <w:name w:val="Balloon Text"/>
     <w:basedOn w:val="Normal"/>
-    <w:link w:val="TextodegloboCar"/>
+    <w:link w:val="TextedebullesCar"/>
     <w:uiPriority w:val="99"/>
     <w:semiHidden/>
     <w:unhideWhenUsed/>
@@ -2209,10 +1557,10 @@
       <w:szCs w:val="18"/>
     </w:rPr>
   </w:style>
-  <w:style w:type="character" w:customStyle="1" w:styleId="TextodegloboCar">
-    <w:name w:val="Texto de globo Car"/>
-    <w:basedOn w:val="Fuentedeprrafopredeter"/>
-    <w:link w:val="Textodeglobo"/>
+  <w:style w:type="character" w:customStyle="1" w:styleId="TextedebullesCar">
+    <w:name w:val="Texte de bulles Car"/>
+    <w:basedOn w:val="Policepardfaut"/>
+    <w:link w:val="Textedebulles"/>
     <w:uiPriority w:val="99"/>
     <w:semiHidden/>
     <w:rsid w:val="00FB63E7"/>
@@ -2224,7 +1572,7 @@
   </w:style>
   <w:style w:type="character" w:customStyle="1" w:styleId="referenceid">
     <w:name w:val="reference_id"/>
-    <w:basedOn w:val="Fuentedeprrafopredeter"/>
+    <w:basedOn w:val="Policepardfaut"/>
     <w:uiPriority w:val="1"/>
     <w:rsid w:val="00457CF1"/>
     <w:rPr>
